--- a/templates/docx_templates/module_activity_sheet_master.docx
+++ b/templates/docx_templates/module_activity_sheet_master.docx
@@ -7,12 +7,14 @@
         <w:pStyle w:val="Title"/>
         <w:rPr>
           <w:rFonts w:ascii="Segoe UI" w:hAnsi="Segoe UI" w:cs="Segoe UI"/>
+          <w:color w:val="DE0B20"/>
         </w:rPr>
       </w:pPr>
       <w:r>
         <w:rPr>
           <w:rFonts w:ascii="Segoe UI" w:hAnsi="Segoe UI" w:cs="Segoe UI"/>
           <w:noProof/>
+          <w:color w:val="DE0B20"/>
         </w:rPr>
         <w:drawing>
           <wp:anchor distT="0" distB="0" distL="0" distR="0" simplePos="0" relativeHeight="15729152" behindDoc="0" locked="0" layoutInCell="1" allowOverlap="1" wp14:anchorId="37D2C8E4" wp14:editId="2C71AED7">
@@ -61,12 +63,14 @@
       <w:r>
         <w:rPr>
           <w:rFonts w:ascii="Segoe UI" w:hAnsi="Segoe UI" w:cs="Segoe UI"/>
+          <w:color w:val="DE0B20"/>
         </w:rPr>
         <w:t>Module</w:t>
       </w:r>
       <w:r>
         <w:rPr>
           <w:rFonts w:ascii="Segoe UI" w:hAnsi="Segoe UI" w:cs="Segoe UI"/>
+          <w:color w:val="DE0B20"/>
           <w:spacing w:val="-11"/>
         </w:rPr>
         <w:t xml:space="preserve"> </w:t>
@@ -74,6 +78,7 @@
       <w:r>
         <w:rPr>
           <w:rFonts w:ascii="Segoe UI" w:hAnsi="Segoe UI" w:cs="Segoe UI"/>
+          <w:color w:val="DE0B20"/>
           <w:spacing w:val="-4"/>
         </w:rPr>
         <w:t>Name</w:t>

--- a/templates/docx_templates/module_activity_sheet_master.docx
+++ b/templates/docx_templates/module_activity_sheet_master.docx
@@ -2245,7 +2245,6 @@
           <w:rFonts w:ascii="Segoe UI" w:hAnsi="Segoe UI" w:cs="Segoe UI"/>
           <w:noProof/>
         </w:rPr>
-        <w:lastRenderedPageBreak/>
         <w:drawing>
           <wp:anchor distT="0" distB="0" distL="0" distR="0" simplePos="0" relativeHeight="15729664" behindDoc="0" locked="0" layoutInCell="1" allowOverlap="1" wp14:anchorId="37E148D2" wp14:editId="58B37901">
             <wp:simplePos x="0" y="0"/>
@@ -2350,7 +2349,7 @@
     <w:sectPr>
       <w:type w:val="continuous"/>
       <w:pgSz w:w="12240" w:h="15840"/>
-      <w:pgMar w:top="660" w:right="1140" w:bottom="280" w:left="1280" w:header="720" w:footer="720" w:gutter="0"/>
+      <w:pgMar w:top="288" w:right="1138" w:bottom="274" w:left="1282" w:header="720" w:footer="720" w:gutter="0"/>
       <w:cols w:space="720"/>
     </w:sectPr>
   </w:body>

--- a/templates/docx_templates/module_activity_sheet_master.docx
+++ b/templates/docx_templates/module_activity_sheet_master.docx
@@ -349,20 +349,26 @@
             <w:pPr>
               <w:pStyle w:val="TableParagraph"/>
               <w:rPr>
-                <w:rFonts w:ascii="Segoe UI" w:hAnsi="Segoe UI" w:cs="Segoe UI"/>
-                <w:sz w:val="24"/>
-              </w:rPr>
-            </w:pPr>
-            <w:r>
-              <w:rPr>
-                <w:rFonts w:ascii="Segoe UI" w:hAnsi="Segoe UI" w:cs="Segoe UI"/>
+                <w:rFonts w:ascii="Times New Roman" w:hAnsi="Times New Roman" w:cs="Times New Roman"/>
+                <w:b/>
+                <w:bCs/>
+                <w:sz w:val="24"/>
+              </w:rPr>
+            </w:pPr>
+            <w:r>
+              <w:rPr>
+                <w:rFonts w:ascii="Times New Roman" w:hAnsi="Times New Roman" w:cs="Times New Roman"/>
+                <w:b/>
+                <w:bCs/>
                 <w:sz w:val="24"/>
               </w:rPr>
               <w:t>Pre-</w:t>
             </w:r>
             <w:r>
               <w:rPr>
-                <w:rFonts w:ascii="Segoe UI" w:hAnsi="Segoe UI" w:cs="Segoe UI"/>
+                <w:rFonts w:ascii="Times New Roman" w:hAnsi="Times New Roman" w:cs="Times New Roman"/>
+                <w:b/>
+                <w:bCs/>
                 <w:spacing w:val="-4"/>
                 <w:sz w:val="24"/>
               </w:rPr>
@@ -374,69 +380,85 @@
               <w:pStyle w:val="TableParagraph"/>
               <w:spacing w:before="0" w:line="306" w:lineRule="exact"/>
               <w:rPr>
-                <w:rFonts w:ascii="Segoe UI" w:hAnsi="Segoe UI" w:cs="Segoe UI"/>
-                <w:sz w:val="24"/>
-              </w:rPr>
-            </w:pPr>
-            <w:r>
-              <w:rPr>
-                <w:rFonts w:ascii="Segoe UI" w:hAnsi="Segoe UI" w:cs="Segoe UI"/>
+                <w:rFonts w:ascii="Times New Roman" w:hAnsi="Times New Roman" w:cs="Times New Roman"/>
+                <w:sz w:val="24"/>
+              </w:rPr>
+            </w:pPr>
+            <w:r>
+              <w:rPr>
+                <w:rFonts w:ascii="Times New Roman" w:hAnsi="Times New Roman" w:cs="Times New Roman"/>
                 <w:sz w:val="24"/>
               </w:rPr>
               <w:t>{% if session</w:t>
             </w:r>
             <w:r>
               <w:rPr>
-                <w:rFonts w:ascii="Segoe UI" w:hAnsi="Segoe UI" w:cs="Segoe UI"/>
+                <w:rFonts w:ascii="Times New Roman" w:hAnsi="Times New Roman" w:cs="Times New Roman"/>
                 <w:sz w:val="24"/>
               </w:rPr>
               <w:t>1</w:t>
             </w:r>
             <w:r>
               <w:rPr>
-                <w:rFonts w:ascii="Segoe UI" w:hAnsi="Segoe UI" w:cs="Segoe UI"/>
-                <w:sz w:val="24"/>
-              </w:rPr>
-              <w:t xml:space="preserve">.is_pba %}PBA: </w:t>
-            </w:r>
-            <w:r>
-              <w:rPr>
-                <w:rFonts w:ascii="Segoe UI" w:hAnsi="Segoe UI" w:cs="Segoe UI"/>
+                <w:rFonts w:ascii="Times New Roman" w:hAnsi="Times New Roman" w:cs="Times New Roman"/>
+                <w:sz w:val="24"/>
+              </w:rPr>
+              <w:t>.is_pba %}</w:t>
+            </w:r>
+            <w:r>
+              <w:rPr>
+                <w:rFonts w:ascii="Times New Roman" w:hAnsi="Times New Roman" w:cs="Times New Roman"/>
+                <w:b/>
+                <w:bCs/>
+                <w:sz w:val="24"/>
+              </w:rPr>
+              <w:t>PBA:</w:t>
+            </w:r>
+            <w:r>
+              <w:rPr>
+                <w:rFonts w:ascii="Times New Roman" w:hAnsi="Times New Roman" w:cs="Times New Roman"/>
+                <w:sz w:val="24"/>
+              </w:rPr>
+              <w:t xml:space="preserve"> </w:t>
+            </w:r>
+            <w:r>
+              <w:rPr>
+                <w:rFonts w:ascii="Times New Roman" w:hAnsi="Times New Roman" w:cs="Times New Roman"/>
                 <w:sz w:val="24"/>
               </w:rPr>
               <w:t>{% endif %}</w:t>
             </w:r>
             <w:r>
               <w:rPr>
-                <w:rFonts w:ascii="Segoe UI" w:hAnsi="Segoe UI" w:cs="Segoe UI"/>
+                <w:rFonts w:ascii="Times New Roman" w:hAnsi="Times New Roman" w:cs="Times New Roman"/>
                 <w:sz w:val="24"/>
               </w:rPr>
               <w:t>{{</w:t>
             </w:r>
             <w:r>
               <w:rPr>
-                <w:rFonts w:ascii="Segoe UI" w:hAnsi="Segoe UI" w:cs="Segoe UI"/>
+                <w:rFonts w:ascii="Times New Roman" w:hAnsi="Times New Roman" w:cs="Times New Roman"/>
                 <w:sz w:val="24"/>
               </w:rPr>
               <w:t xml:space="preserve"> </w:t>
             </w:r>
             <w:r>
               <w:rPr>
-                <w:rFonts w:ascii="Segoe UI" w:hAnsi="Segoe UI" w:cs="Segoe UI"/>
+                <w:rFonts w:ascii="Times New Roman" w:hAnsi="Times New Roman" w:cs="Times New Roman"/>
                 <w:sz w:val="24"/>
               </w:rPr>
               <w:t>session</w:t>
             </w:r>
             <w:r>
               <w:rPr>
-                <w:rFonts w:ascii="Segoe UI" w:hAnsi="Segoe UI" w:cs="Segoe UI"/>
+                <w:rFonts w:ascii="Times New Roman" w:hAnsi="Times New Roman" w:cs="Times New Roman"/>
                 <w:sz w:val="24"/>
               </w:rPr>
               <w:t>1</w:t>
             </w:r>
             <w:r>
               <w:rPr>
-                <w:rFonts w:ascii="Segoe UI" w:hAnsi="Segoe UI" w:cs="Segoe UI"/>
+                <w:rFonts w:ascii="Times New Roman" w:hAnsi="Times New Roman" w:cs="Times New Roman"/>
                 <w:sz w:val="24"/>
               </w:rPr>
               <w:t>.activity }}</w:t>
@@ -453,7 +475,7 @@
               <w:spacing w:before="0"/>
               <w:ind w:left="0"/>
               <w:rPr>
-                <w:rFonts w:ascii="Segoe UI" w:hAnsi="Segoe UI" w:cs="Segoe UI"/>
+                <w:rFonts w:ascii="Times New Roman" w:hAnsi="Times New Roman" w:cs="Times New Roman"/>
                 <w:sz w:val="24"/>
               </w:rPr>
             </w:pPr>
@@ -475,7 +497,7 @@
           <w:p>
             <w:pPr>
               <w:rPr>
-                <w:rFonts w:ascii="Segoe UI" w:hAnsi="Segoe UI" w:cs="Segoe UI"/>
+                <w:rFonts w:ascii="Times New Roman" w:hAnsi="Times New Roman" w:cs="Times New Roman"/>
                 <w:sz w:val="2"/>
                 <w:szCs w:val="2"/>
               </w:rPr>
@@ -492,13 +514,13 @@
               <w:pStyle w:val="TableParagraph"/>
               <w:spacing w:line="306" w:lineRule="exact"/>
               <w:rPr>
-                <w:rFonts w:ascii="Segoe UI" w:hAnsi="Segoe UI" w:cs="Segoe UI"/>
-                <w:sz w:val="24"/>
-              </w:rPr>
-            </w:pPr>
-            <w:r>
-              <w:rPr>
-                <w:rFonts w:ascii="Segoe UI" w:hAnsi="Segoe UI" w:cs="Segoe UI"/>
+                <w:rFonts w:ascii="Times New Roman" w:hAnsi="Times New Roman" w:cs="Times New Roman"/>
+                <w:sz w:val="24"/>
+              </w:rPr>
+            </w:pPr>
+            <w:r>
+              <w:rPr>
+                <w:rFonts w:ascii="Times New Roman" w:hAnsi="Times New Roman" w:cs="Times New Roman"/>
                 <w:spacing w:val="-5"/>
                 <w:sz w:val="24"/>
               </w:rPr>
@@ -506,7 +528,7 @@
             </w:r>
             <w:r>
               <w:rPr>
-                <w:rFonts w:ascii="Segoe UI" w:hAnsi="Segoe UI" w:cs="Segoe UI"/>
+                <w:rFonts w:ascii="Times New Roman" w:hAnsi="Times New Roman" w:cs="Times New Roman"/>
                 <w:spacing w:val="-5"/>
                 <w:sz w:val="24"/>
               </w:rPr>
@@ -514,7 +536,7 @@
             </w:r>
             <w:r>
               <w:rPr>
-                <w:rFonts w:ascii="Segoe UI" w:hAnsi="Segoe UI" w:cs="Segoe UI"/>
+                <w:rFonts w:ascii="Times New Roman" w:hAnsi="Times New Roman" w:cs="Times New Roman"/>
                 <w:spacing w:val="-5"/>
                 <w:sz w:val="24"/>
               </w:rPr>
@@ -648,13 +670,17 @@
             <w:pPr>
               <w:pStyle w:val="TableParagraph"/>
               <w:rPr>
-                <w:rFonts w:ascii="Segoe UI" w:hAnsi="Segoe UI" w:cs="Segoe UI"/>
-                <w:sz w:val="24"/>
-              </w:rPr>
-            </w:pPr>
-            <w:r>
-              <w:rPr>
-                <w:rFonts w:ascii="Segoe UI" w:hAnsi="Segoe UI" w:cs="Segoe UI"/>
+                <w:rFonts w:ascii="Times New Roman" w:hAnsi="Times New Roman" w:cs="Times New Roman"/>
+                <w:b/>
+                <w:bCs/>
+                <w:sz w:val="24"/>
+              </w:rPr>
+            </w:pPr>
+            <w:r>
+              <w:rPr>
+                <w:rFonts w:ascii="Times New Roman" w:hAnsi="Times New Roman" w:cs="Times New Roman"/>
+                <w:b/>
+                <w:bCs/>
                 <w:spacing w:val="-5"/>
                 <w:sz w:val="24"/>
               </w:rPr>
@@ -666,55 +692,71 @@
               <w:pStyle w:val="TableParagraph"/>
               <w:spacing w:before="0" w:line="306" w:lineRule="exact"/>
               <w:rPr>
-                <w:rFonts w:ascii="Segoe UI" w:hAnsi="Segoe UI" w:cs="Segoe UI"/>
-                <w:sz w:val="24"/>
-              </w:rPr>
-            </w:pPr>
-            <w:r>
-              <w:rPr>
-                <w:rFonts w:ascii="Segoe UI" w:hAnsi="Segoe UI" w:cs="Segoe UI"/>
+                <w:rFonts w:ascii="Times New Roman" w:hAnsi="Times New Roman" w:cs="Times New Roman"/>
+                <w:sz w:val="24"/>
+              </w:rPr>
+            </w:pPr>
+            <w:r>
+              <w:rPr>
+                <w:rFonts w:ascii="Times New Roman" w:hAnsi="Times New Roman" w:cs="Times New Roman"/>
                 <w:sz w:val="24"/>
               </w:rPr>
               <w:t>{% if session</w:t>
             </w:r>
             <w:r>
               <w:rPr>
-                <w:rFonts w:ascii="Segoe UI" w:hAnsi="Segoe UI" w:cs="Segoe UI"/>
+                <w:rFonts w:ascii="Times New Roman" w:hAnsi="Times New Roman" w:cs="Times New Roman"/>
                 <w:sz w:val="24"/>
               </w:rPr>
               <w:t>2</w:t>
             </w:r>
             <w:r>
               <w:rPr>
-                <w:rFonts w:ascii="Segoe UI" w:hAnsi="Segoe UI" w:cs="Segoe UI"/>
-                <w:sz w:val="24"/>
-              </w:rPr>
-              <w:t>.is_pba %}PBA: {% endif %}{{</w:t>
-            </w:r>
-            <w:r>
-              <w:rPr>
-                <w:rFonts w:ascii="Segoe UI" w:hAnsi="Segoe UI" w:cs="Segoe UI"/>
+                <w:rFonts w:ascii="Times New Roman" w:hAnsi="Times New Roman" w:cs="Times New Roman"/>
+                <w:sz w:val="24"/>
+              </w:rPr>
+              <w:t>.is_pba %}</w:t>
+            </w:r>
+            <w:r>
+              <w:rPr>
+                <w:rFonts w:ascii="Times New Roman" w:hAnsi="Times New Roman" w:cs="Times New Roman"/>
+                <w:b/>
+                <w:bCs/>
+                <w:sz w:val="24"/>
+              </w:rPr>
+              <w:t>PBA:</w:t>
+            </w:r>
+            <w:r>
+              <w:rPr>
+                <w:rFonts w:ascii="Times New Roman" w:hAnsi="Times New Roman" w:cs="Times New Roman"/>
+                <w:sz w:val="24"/>
+              </w:rPr>
+              <w:t xml:space="preserve"> {% endif %}{{</w:t>
+            </w:r>
+            <w:r>
+              <w:rPr>
+                <w:rFonts w:ascii="Times New Roman" w:hAnsi="Times New Roman" w:cs="Times New Roman"/>
                 <w:sz w:val="24"/>
               </w:rPr>
               <w:t xml:space="preserve"> </w:t>
             </w:r>
             <w:r>
               <w:rPr>
-                <w:rFonts w:ascii="Segoe UI" w:hAnsi="Segoe UI" w:cs="Segoe UI"/>
+                <w:rFonts w:ascii="Times New Roman" w:hAnsi="Times New Roman" w:cs="Times New Roman"/>
                 <w:sz w:val="24"/>
               </w:rPr>
               <w:t>session</w:t>
             </w:r>
             <w:r>
               <w:rPr>
-                <w:rFonts w:ascii="Segoe UI" w:hAnsi="Segoe UI" w:cs="Segoe UI"/>
+                <w:rFonts w:ascii="Times New Roman" w:hAnsi="Times New Roman" w:cs="Times New Roman"/>
                 <w:sz w:val="24"/>
               </w:rPr>
               <w:t>2</w:t>
             </w:r>
             <w:r>
               <w:rPr>
-                <w:rFonts w:ascii="Segoe UI" w:hAnsi="Segoe UI" w:cs="Segoe UI"/>
+                <w:rFonts w:ascii="Times New Roman" w:hAnsi="Times New Roman" w:cs="Times New Roman"/>
                 <w:sz w:val="24"/>
               </w:rPr>
               <w:t>.activity }}</w:t>
@@ -731,7 +773,7 @@
               <w:spacing w:before="0"/>
               <w:ind w:left="0"/>
               <w:rPr>
-                <w:rFonts w:ascii="Segoe UI" w:hAnsi="Segoe UI" w:cs="Segoe UI"/>
+                <w:rFonts w:ascii="Times New Roman" w:hAnsi="Times New Roman" w:cs="Times New Roman"/>
                 <w:sz w:val="24"/>
               </w:rPr>
             </w:pPr>
@@ -753,7 +795,7 @@
           <w:p>
             <w:pPr>
               <w:rPr>
-                <w:rFonts w:ascii="Segoe UI" w:hAnsi="Segoe UI" w:cs="Segoe UI"/>
+                <w:rFonts w:ascii="Times New Roman" w:hAnsi="Times New Roman" w:cs="Times New Roman"/>
                 <w:sz w:val="2"/>
                 <w:szCs w:val="2"/>
               </w:rPr>
@@ -770,13 +812,13 @@
               <w:pStyle w:val="TableParagraph"/>
               <w:spacing w:line="306" w:lineRule="exact"/>
               <w:rPr>
-                <w:rFonts w:ascii="Segoe UI" w:hAnsi="Segoe UI" w:cs="Segoe UI"/>
-                <w:sz w:val="24"/>
-              </w:rPr>
-            </w:pPr>
-            <w:r>
-              <w:rPr>
-                <w:rFonts w:ascii="Segoe UI" w:hAnsi="Segoe UI" w:cs="Segoe UI"/>
+                <w:rFonts w:ascii="Times New Roman" w:hAnsi="Times New Roman" w:cs="Times New Roman"/>
+                <w:sz w:val="24"/>
+              </w:rPr>
+            </w:pPr>
+            <w:r>
+              <w:rPr>
+                <w:rFonts w:ascii="Times New Roman" w:hAnsi="Times New Roman" w:cs="Times New Roman"/>
                 <w:spacing w:val="-5"/>
                 <w:sz w:val="24"/>
               </w:rPr>
@@ -784,7 +826,7 @@
             </w:r>
             <w:r>
               <w:rPr>
-                <w:rFonts w:ascii="Segoe UI" w:hAnsi="Segoe UI" w:cs="Segoe UI"/>
+                <w:rFonts w:ascii="Times New Roman" w:hAnsi="Times New Roman" w:cs="Times New Roman"/>
                 <w:spacing w:val="-5"/>
                 <w:sz w:val="24"/>
               </w:rPr>
@@ -792,7 +834,7 @@
             </w:r>
             <w:r>
               <w:rPr>
-                <w:rFonts w:ascii="Segoe UI" w:hAnsi="Segoe UI" w:cs="Segoe UI"/>
+                <w:rFonts w:ascii="Times New Roman" w:hAnsi="Times New Roman" w:cs="Times New Roman"/>
                 <w:spacing w:val="-5"/>
                 <w:sz w:val="24"/>
               </w:rPr>
@@ -927,13 +969,17 @@
             <w:pPr>
               <w:pStyle w:val="TableParagraph"/>
               <w:rPr>
-                <w:rFonts w:ascii="Segoe UI" w:hAnsi="Segoe UI" w:cs="Segoe UI"/>
-                <w:sz w:val="24"/>
-              </w:rPr>
-            </w:pPr>
-            <w:r>
-              <w:rPr>
-                <w:rFonts w:ascii="Segoe UI" w:hAnsi="Segoe UI" w:cs="Segoe UI"/>
+                <w:rFonts w:ascii="Times New Roman" w:hAnsi="Times New Roman" w:cs="Times New Roman"/>
+                <w:b/>
+                <w:bCs/>
+                <w:sz w:val="24"/>
+              </w:rPr>
+            </w:pPr>
+            <w:r>
+              <w:rPr>
+                <w:rFonts w:ascii="Times New Roman" w:hAnsi="Times New Roman" w:cs="Times New Roman"/>
+                <w:b/>
+                <w:bCs/>
                 <w:spacing w:val="-5"/>
                 <w:sz w:val="24"/>
               </w:rPr>
@@ -945,55 +991,71 @@
               <w:pStyle w:val="TableParagraph"/>
               <w:spacing w:before="0" w:line="306" w:lineRule="exact"/>
               <w:rPr>
-                <w:rFonts w:ascii="Segoe UI" w:hAnsi="Segoe UI" w:cs="Segoe UI"/>
-                <w:sz w:val="24"/>
-              </w:rPr>
-            </w:pPr>
-            <w:r>
-              <w:rPr>
-                <w:rFonts w:ascii="Segoe UI" w:hAnsi="Segoe UI" w:cs="Segoe UI"/>
+                <w:rFonts w:ascii="Times New Roman" w:hAnsi="Times New Roman" w:cs="Times New Roman"/>
+                <w:sz w:val="24"/>
+              </w:rPr>
+            </w:pPr>
+            <w:r>
+              <w:rPr>
+                <w:rFonts w:ascii="Times New Roman" w:hAnsi="Times New Roman" w:cs="Times New Roman"/>
                 <w:sz w:val="24"/>
               </w:rPr>
               <w:t>{% if session</w:t>
             </w:r>
             <w:r>
               <w:rPr>
-                <w:rFonts w:ascii="Segoe UI" w:hAnsi="Segoe UI" w:cs="Segoe UI"/>
+                <w:rFonts w:ascii="Times New Roman" w:hAnsi="Times New Roman" w:cs="Times New Roman"/>
                 <w:sz w:val="24"/>
               </w:rPr>
               <w:t>3</w:t>
             </w:r>
             <w:r>
               <w:rPr>
-                <w:rFonts w:ascii="Segoe UI" w:hAnsi="Segoe UI" w:cs="Segoe UI"/>
-                <w:sz w:val="24"/>
-              </w:rPr>
-              <w:t>.is_pba %}PBA: {% endif %}{{</w:t>
-            </w:r>
-            <w:r>
-              <w:rPr>
-                <w:rFonts w:ascii="Segoe UI" w:hAnsi="Segoe UI" w:cs="Segoe UI"/>
+                <w:rFonts w:ascii="Times New Roman" w:hAnsi="Times New Roman" w:cs="Times New Roman"/>
+                <w:sz w:val="24"/>
+              </w:rPr>
+              <w:t>.is_pba %}</w:t>
+            </w:r>
+            <w:r>
+              <w:rPr>
+                <w:rFonts w:ascii="Times New Roman" w:hAnsi="Times New Roman" w:cs="Times New Roman"/>
+                <w:b/>
+                <w:bCs/>
+                <w:sz w:val="24"/>
+              </w:rPr>
+              <w:t>PBA:</w:t>
+            </w:r>
+            <w:r>
+              <w:rPr>
+                <w:rFonts w:ascii="Times New Roman" w:hAnsi="Times New Roman" w:cs="Times New Roman"/>
+                <w:sz w:val="24"/>
+              </w:rPr>
+              <w:t xml:space="preserve"> {% endif %}{{</w:t>
+            </w:r>
+            <w:r>
+              <w:rPr>
+                <w:rFonts w:ascii="Times New Roman" w:hAnsi="Times New Roman" w:cs="Times New Roman"/>
                 <w:sz w:val="24"/>
               </w:rPr>
               <w:t xml:space="preserve"> </w:t>
             </w:r>
             <w:r>
               <w:rPr>
-                <w:rFonts w:ascii="Segoe UI" w:hAnsi="Segoe UI" w:cs="Segoe UI"/>
+                <w:rFonts w:ascii="Times New Roman" w:hAnsi="Times New Roman" w:cs="Times New Roman"/>
                 <w:sz w:val="24"/>
               </w:rPr>
               <w:t>session</w:t>
             </w:r>
             <w:r>
               <w:rPr>
-                <w:rFonts w:ascii="Segoe UI" w:hAnsi="Segoe UI" w:cs="Segoe UI"/>
+                <w:rFonts w:ascii="Times New Roman" w:hAnsi="Times New Roman" w:cs="Times New Roman"/>
                 <w:sz w:val="24"/>
               </w:rPr>
               <w:t>3</w:t>
             </w:r>
             <w:r>
               <w:rPr>
-                <w:rFonts w:ascii="Segoe UI" w:hAnsi="Segoe UI" w:cs="Segoe UI"/>
+                <w:rFonts w:ascii="Times New Roman" w:hAnsi="Times New Roman" w:cs="Times New Roman"/>
                 <w:sz w:val="24"/>
               </w:rPr>
               <w:t>.activity }}</w:t>
@@ -1010,7 +1072,7 @@
               <w:spacing w:before="0"/>
               <w:ind w:left="0"/>
               <w:rPr>
-                <w:rFonts w:ascii="Segoe UI" w:hAnsi="Segoe UI" w:cs="Segoe UI"/>
+                <w:rFonts w:ascii="Times New Roman" w:hAnsi="Times New Roman" w:cs="Times New Roman"/>
                 <w:sz w:val="24"/>
               </w:rPr>
             </w:pPr>
@@ -1032,7 +1094,7 @@
           <w:p>
             <w:pPr>
               <w:rPr>
-                <w:rFonts w:ascii="Segoe UI" w:hAnsi="Segoe UI" w:cs="Segoe UI"/>
+                <w:rFonts w:ascii="Times New Roman" w:hAnsi="Times New Roman" w:cs="Times New Roman"/>
                 <w:sz w:val="2"/>
                 <w:szCs w:val="2"/>
               </w:rPr>
@@ -1049,13 +1111,13 @@
               <w:pStyle w:val="TableParagraph"/>
               <w:spacing w:line="306" w:lineRule="exact"/>
               <w:rPr>
-                <w:rFonts w:ascii="Segoe UI" w:hAnsi="Segoe UI" w:cs="Segoe UI"/>
-                <w:sz w:val="24"/>
-              </w:rPr>
-            </w:pPr>
-            <w:r>
-              <w:rPr>
-                <w:rFonts w:ascii="Segoe UI" w:hAnsi="Segoe UI" w:cs="Segoe UI"/>
+                <w:rFonts w:ascii="Times New Roman" w:hAnsi="Times New Roman" w:cs="Times New Roman"/>
+                <w:sz w:val="24"/>
+              </w:rPr>
+            </w:pPr>
+            <w:r>
+              <w:rPr>
+                <w:rFonts w:ascii="Times New Roman" w:hAnsi="Times New Roman" w:cs="Times New Roman"/>
                 <w:spacing w:val="-5"/>
                 <w:sz w:val="24"/>
               </w:rPr>
@@ -1063,7 +1125,7 @@
             </w:r>
             <w:r>
               <w:rPr>
-                <w:rFonts w:ascii="Segoe UI" w:hAnsi="Segoe UI" w:cs="Segoe UI"/>
+                <w:rFonts w:ascii="Times New Roman" w:hAnsi="Times New Roman" w:cs="Times New Roman"/>
                 <w:spacing w:val="-5"/>
                 <w:sz w:val="24"/>
               </w:rPr>
@@ -1071,7 +1133,7 @@
             </w:r>
             <w:r>
               <w:rPr>
-                <w:rFonts w:ascii="Segoe UI" w:hAnsi="Segoe UI" w:cs="Segoe UI"/>
+                <w:rFonts w:ascii="Times New Roman" w:hAnsi="Times New Roman" w:cs="Times New Roman"/>
                 <w:spacing w:val="-5"/>
                 <w:sz w:val="24"/>
               </w:rPr>
@@ -1205,13 +1267,17 @@
             <w:pPr>
               <w:pStyle w:val="TableParagraph"/>
               <w:rPr>
-                <w:rFonts w:ascii="Segoe UI" w:hAnsi="Segoe UI" w:cs="Segoe UI"/>
-                <w:sz w:val="24"/>
-              </w:rPr>
-            </w:pPr>
-            <w:r>
-              <w:rPr>
-                <w:rFonts w:ascii="Segoe UI" w:hAnsi="Segoe UI" w:cs="Segoe UI"/>
+                <w:rFonts w:ascii="Times New Roman" w:hAnsi="Times New Roman" w:cs="Times New Roman"/>
+                <w:b/>
+                <w:bCs/>
+                <w:sz w:val="24"/>
+              </w:rPr>
+            </w:pPr>
+            <w:r>
+              <w:rPr>
+                <w:rFonts w:ascii="Times New Roman" w:hAnsi="Times New Roman" w:cs="Times New Roman"/>
+                <w:b/>
+                <w:bCs/>
                 <w:spacing w:val="-5"/>
                 <w:sz w:val="24"/>
               </w:rPr>
@@ -1223,55 +1289,71 @@
               <w:pStyle w:val="TableParagraph"/>
               <w:spacing w:before="0" w:line="306" w:lineRule="exact"/>
               <w:rPr>
-                <w:rFonts w:ascii="Segoe UI" w:hAnsi="Segoe UI" w:cs="Segoe UI"/>
-                <w:sz w:val="24"/>
-              </w:rPr>
-            </w:pPr>
-            <w:r>
-              <w:rPr>
-                <w:rFonts w:ascii="Segoe UI" w:hAnsi="Segoe UI" w:cs="Segoe UI"/>
+                <w:rFonts w:ascii="Times New Roman" w:hAnsi="Times New Roman" w:cs="Times New Roman"/>
+                <w:sz w:val="24"/>
+              </w:rPr>
+            </w:pPr>
+            <w:r>
+              <w:rPr>
+                <w:rFonts w:ascii="Times New Roman" w:hAnsi="Times New Roman" w:cs="Times New Roman"/>
                 <w:sz w:val="24"/>
               </w:rPr>
               <w:t>{% if session</w:t>
             </w:r>
             <w:r>
               <w:rPr>
-                <w:rFonts w:ascii="Segoe UI" w:hAnsi="Segoe UI" w:cs="Segoe UI"/>
+                <w:rFonts w:ascii="Times New Roman" w:hAnsi="Times New Roman" w:cs="Times New Roman"/>
                 <w:sz w:val="24"/>
               </w:rPr>
               <w:t>4</w:t>
             </w:r>
             <w:r>
               <w:rPr>
-                <w:rFonts w:ascii="Segoe UI" w:hAnsi="Segoe UI" w:cs="Segoe UI"/>
-                <w:sz w:val="24"/>
-              </w:rPr>
-              <w:t>.is_pba %}PBA: {% endif %}{{</w:t>
-            </w:r>
-            <w:r>
-              <w:rPr>
-                <w:rFonts w:ascii="Segoe UI" w:hAnsi="Segoe UI" w:cs="Segoe UI"/>
+                <w:rFonts w:ascii="Times New Roman" w:hAnsi="Times New Roman" w:cs="Times New Roman"/>
+                <w:sz w:val="24"/>
+              </w:rPr>
+              <w:t>.is_pba %}</w:t>
+            </w:r>
+            <w:r>
+              <w:rPr>
+                <w:rFonts w:ascii="Times New Roman" w:hAnsi="Times New Roman" w:cs="Times New Roman"/>
+                <w:b/>
+                <w:bCs/>
+                <w:sz w:val="24"/>
+              </w:rPr>
+              <w:t>PBA:</w:t>
+            </w:r>
+            <w:r>
+              <w:rPr>
+                <w:rFonts w:ascii="Times New Roman" w:hAnsi="Times New Roman" w:cs="Times New Roman"/>
+                <w:sz w:val="24"/>
+              </w:rPr>
+              <w:t xml:space="preserve"> {% endif %}{{</w:t>
+            </w:r>
+            <w:r>
+              <w:rPr>
+                <w:rFonts w:ascii="Times New Roman" w:hAnsi="Times New Roman" w:cs="Times New Roman"/>
                 <w:sz w:val="24"/>
               </w:rPr>
               <w:t xml:space="preserve"> </w:t>
             </w:r>
             <w:r>
               <w:rPr>
-                <w:rFonts w:ascii="Segoe UI" w:hAnsi="Segoe UI" w:cs="Segoe UI"/>
+                <w:rFonts w:ascii="Times New Roman" w:hAnsi="Times New Roman" w:cs="Times New Roman"/>
                 <w:sz w:val="24"/>
               </w:rPr>
               <w:t>session</w:t>
             </w:r>
             <w:r>
               <w:rPr>
-                <w:rFonts w:ascii="Segoe UI" w:hAnsi="Segoe UI" w:cs="Segoe UI"/>
+                <w:rFonts w:ascii="Times New Roman" w:hAnsi="Times New Roman" w:cs="Times New Roman"/>
                 <w:sz w:val="24"/>
               </w:rPr>
               <w:t>4</w:t>
             </w:r>
             <w:r>
               <w:rPr>
-                <w:rFonts w:ascii="Segoe UI" w:hAnsi="Segoe UI" w:cs="Segoe UI"/>
+                <w:rFonts w:ascii="Times New Roman" w:hAnsi="Times New Roman" w:cs="Times New Roman"/>
                 <w:sz w:val="24"/>
               </w:rPr>
               <w:t>.activity }}</w:t>
@@ -1288,7 +1370,7 @@
               <w:spacing w:before="0"/>
               <w:ind w:left="0"/>
               <w:rPr>
-                <w:rFonts w:ascii="Segoe UI" w:hAnsi="Segoe UI" w:cs="Segoe UI"/>
+                <w:rFonts w:ascii="Times New Roman" w:hAnsi="Times New Roman" w:cs="Times New Roman"/>
                 <w:sz w:val="24"/>
               </w:rPr>
             </w:pPr>
@@ -1310,7 +1392,7 @@
           <w:p>
             <w:pPr>
               <w:rPr>
-                <w:rFonts w:ascii="Segoe UI" w:hAnsi="Segoe UI" w:cs="Segoe UI"/>
+                <w:rFonts w:ascii="Times New Roman" w:hAnsi="Times New Roman" w:cs="Times New Roman"/>
                 <w:sz w:val="2"/>
                 <w:szCs w:val="2"/>
               </w:rPr>
@@ -1328,13 +1410,13 @@
               <w:spacing w:before="0"/>
               <w:ind w:left="72"/>
               <w:rPr>
-                <w:rFonts w:ascii="Segoe UI" w:hAnsi="Segoe UI" w:cs="Segoe UI"/>
-                <w:sz w:val="24"/>
-              </w:rPr>
-            </w:pPr>
-            <w:r>
-              <w:rPr>
-                <w:rFonts w:ascii="Segoe UI" w:hAnsi="Segoe UI" w:cs="Segoe UI"/>
+                <w:rFonts w:ascii="Times New Roman" w:hAnsi="Times New Roman" w:cs="Times New Roman"/>
+                <w:sz w:val="24"/>
+              </w:rPr>
+            </w:pPr>
+            <w:r>
+              <w:rPr>
+                <w:rFonts w:ascii="Times New Roman" w:hAnsi="Times New Roman" w:cs="Times New Roman"/>
                 <w:spacing w:val="-5"/>
                 <w:sz w:val="24"/>
               </w:rPr>
@@ -1342,7 +1424,7 @@
             </w:r>
             <w:r>
               <w:rPr>
-                <w:rFonts w:ascii="Segoe UI" w:hAnsi="Segoe UI" w:cs="Segoe UI"/>
+                <w:rFonts w:ascii="Times New Roman" w:hAnsi="Times New Roman" w:cs="Times New Roman"/>
                 <w:spacing w:val="-5"/>
                 <w:sz w:val="24"/>
               </w:rPr>
@@ -1350,7 +1432,7 @@
             </w:r>
             <w:r>
               <w:rPr>
-                <w:rFonts w:ascii="Segoe UI" w:hAnsi="Segoe UI" w:cs="Segoe UI"/>
+                <w:rFonts w:ascii="Times New Roman" w:hAnsi="Times New Roman" w:cs="Times New Roman"/>
                 <w:spacing w:val="-5"/>
                 <w:sz w:val="24"/>
               </w:rPr>
@@ -1485,13 +1567,17 @@
             <w:pPr>
               <w:pStyle w:val="TableParagraph"/>
               <w:rPr>
-                <w:rFonts w:ascii="Segoe UI" w:hAnsi="Segoe UI" w:cs="Segoe UI"/>
-                <w:sz w:val="24"/>
-              </w:rPr>
-            </w:pPr>
-            <w:r>
-              <w:rPr>
-                <w:rFonts w:ascii="Segoe UI" w:hAnsi="Segoe UI" w:cs="Segoe UI"/>
+                <w:rFonts w:ascii="Times New Roman" w:hAnsi="Times New Roman" w:cs="Times New Roman"/>
+                <w:b/>
+                <w:bCs/>
+                <w:sz w:val="24"/>
+              </w:rPr>
+            </w:pPr>
+            <w:r>
+              <w:rPr>
+                <w:rFonts w:ascii="Times New Roman" w:hAnsi="Times New Roman" w:cs="Times New Roman"/>
+                <w:b/>
+                <w:bCs/>
                 <w:spacing w:val="-5"/>
                 <w:sz w:val="24"/>
               </w:rPr>
@@ -1503,55 +1589,71 @@
               <w:pStyle w:val="TableParagraph"/>
               <w:spacing w:before="0" w:line="306" w:lineRule="exact"/>
               <w:rPr>
-                <w:rFonts w:ascii="Segoe UI" w:hAnsi="Segoe UI" w:cs="Segoe UI"/>
-                <w:sz w:val="24"/>
-              </w:rPr>
-            </w:pPr>
-            <w:r>
-              <w:rPr>
-                <w:rFonts w:ascii="Segoe UI" w:hAnsi="Segoe UI" w:cs="Segoe UI"/>
+                <w:rFonts w:ascii="Times New Roman" w:hAnsi="Times New Roman" w:cs="Times New Roman"/>
+                <w:sz w:val="24"/>
+              </w:rPr>
+            </w:pPr>
+            <w:r>
+              <w:rPr>
+                <w:rFonts w:ascii="Times New Roman" w:hAnsi="Times New Roman" w:cs="Times New Roman"/>
                 <w:sz w:val="24"/>
               </w:rPr>
               <w:t>{% if session</w:t>
             </w:r>
             <w:r>
               <w:rPr>
-                <w:rFonts w:ascii="Segoe UI" w:hAnsi="Segoe UI" w:cs="Segoe UI"/>
+                <w:rFonts w:ascii="Times New Roman" w:hAnsi="Times New Roman" w:cs="Times New Roman"/>
                 <w:sz w:val="24"/>
               </w:rPr>
               <w:t>5</w:t>
             </w:r>
             <w:r>
               <w:rPr>
-                <w:rFonts w:ascii="Segoe UI" w:hAnsi="Segoe UI" w:cs="Segoe UI"/>
-                <w:sz w:val="24"/>
-              </w:rPr>
-              <w:t>.is_pba %}PBA: {% endif %}{{</w:t>
-            </w:r>
-            <w:r>
-              <w:rPr>
-                <w:rFonts w:ascii="Segoe UI" w:hAnsi="Segoe UI" w:cs="Segoe UI"/>
+                <w:rFonts w:ascii="Times New Roman" w:hAnsi="Times New Roman" w:cs="Times New Roman"/>
+                <w:sz w:val="24"/>
+              </w:rPr>
+              <w:t>.is_pba %}</w:t>
+            </w:r>
+            <w:r>
+              <w:rPr>
+                <w:rFonts w:ascii="Times New Roman" w:hAnsi="Times New Roman" w:cs="Times New Roman"/>
+                <w:b/>
+                <w:bCs/>
+                <w:sz w:val="24"/>
+              </w:rPr>
+              <w:t>PBA:</w:t>
+            </w:r>
+            <w:r>
+              <w:rPr>
+                <w:rFonts w:ascii="Times New Roman" w:hAnsi="Times New Roman" w:cs="Times New Roman"/>
+                <w:sz w:val="24"/>
+              </w:rPr>
+              <w:t xml:space="preserve"> {% endif %}{{</w:t>
+            </w:r>
+            <w:r>
+              <w:rPr>
+                <w:rFonts w:ascii="Times New Roman" w:hAnsi="Times New Roman" w:cs="Times New Roman"/>
                 <w:sz w:val="24"/>
               </w:rPr>
               <w:t xml:space="preserve"> </w:t>
             </w:r>
             <w:r>
               <w:rPr>
-                <w:rFonts w:ascii="Segoe UI" w:hAnsi="Segoe UI" w:cs="Segoe UI"/>
+                <w:rFonts w:ascii="Times New Roman" w:hAnsi="Times New Roman" w:cs="Times New Roman"/>
                 <w:sz w:val="24"/>
               </w:rPr>
               <w:t>session</w:t>
             </w:r>
             <w:r>
               <w:rPr>
-                <w:rFonts w:ascii="Segoe UI" w:hAnsi="Segoe UI" w:cs="Segoe UI"/>
+                <w:rFonts w:ascii="Times New Roman" w:hAnsi="Times New Roman" w:cs="Times New Roman"/>
                 <w:sz w:val="24"/>
               </w:rPr>
               <w:t>5</w:t>
             </w:r>
             <w:r>
               <w:rPr>
-                <w:rFonts w:ascii="Segoe UI" w:hAnsi="Segoe UI" w:cs="Segoe UI"/>
+                <w:rFonts w:ascii="Times New Roman" w:hAnsi="Times New Roman" w:cs="Times New Roman"/>
                 <w:sz w:val="24"/>
               </w:rPr>
               <w:t>.activity }}</w:t>
@@ -1568,7 +1670,7 @@
               <w:spacing w:before="0"/>
               <w:ind w:left="0"/>
               <w:rPr>
-                <w:rFonts w:ascii="Segoe UI" w:hAnsi="Segoe UI" w:cs="Segoe UI"/>
+                <w:rFonts w:ascii="Times New Roman" w:hAnsi="Times New Roman" w:cs="Times New Roman"/>
                 <w:sz w:val="24"/>
               </w:rPr>
             </w:pPr>
@@ -1590,7 +1692,7 @@
           <w:p>
             <w:pPr>
               <w:rPr>
-                <w:rFonts w:ascii="Segoe UI" w:hAnsi="Segoe UI" w:cs="Segoe UI"/>
+                <w:rFonts w:ascii="Times New Roman" w:hAnsi="Times New Roman" w:cs="Times New Roman"/>
                 <w:sz w:val="2"/>
                 <w:szCs w:val="2"/>
               </w:rPr>
@@ -1608,13 +1710,13 @@
               <w:spacing w:before="0"/>
               <w:ind w:left="72"/>
               <w:rPr>
-                <w:rFonts w:ascii="Segoe UI" w:hAnsi="Segoe UI" w:cs="Segoe UI"/>
-                <w:sz w:val="24"/>
-              </w:rPr>
-            </w:pPr>
-            <w:r>
-              <w:rPr>
-                <w:rFonts w:ascii="Segoe UI" w:hAnsi="Segoe UI" w:cs="Segoe UI"/>
+                <w:rFonts w:ascii="Times New Roman" w:hAnsi="Times New Roman" w:cs="Times New Roman"/>
+                <w:sz w:val="24"/>
+              </w:rPr>
+            </w:pPr>
+            <w:r>
+              <w:rPr>
+                <w:rFonts w:ascii="Times New Roman" w:hAnsi="Times New Roman" w:cs="Times New Roman"/>
                 <w:spacing w:val="-5"/>
                 <w:sz w:val="24"/>
               </w:rPr>
@@ -1622,7 +1724,7 @@
             </w:r>
             <w:r>
               <w:rPr>
-                <w:rFonts w:ascii="Segoe UI" w:hAnsi="Segoe UI" w:cs="Segoe UI"/>
+                <w:rFonts w:ascii="Times New Roman" w:hAnsi="Times New Roman" w:cs="Times New Roman"/>
                 <w:spacing w:val="-5"/>
                 <w:sz w:val="24"/>
               </w:rPr>
@@ -1630,7 +1732,7 @@
             </w:r>
             <w:r>
               <w:rPr>
-                <w:rFonts w:ascii="Segoe UI" w:hAnsi="Segoe UI" w:cs="Segoe UI"/>
+                <w:rFonts w:ascii="Times New Roman" w:hAnsi="Times New Roman" w:cs="Times New Roman"/>
                 <w:spacing w:val="-5"/>
                 <w:sz w:val="24"/>
               </w:rPr>
@@ -1765,20 +1867,26 @@
               <w:pStyle w:val="TableParagraph"/>
               <w:spacing w:before="86"/>
               <w:rPr>
-                <w:rFonts w:ascii="Segoe UI" w:hAnsi="Segoe UI" w:cs="Segoe UI"/>
-                <w:sz w:val="24"/>
-              </w:rPr>
-            </w:pPr>
-            <w:r>
-              <w:rPr>
-                <w:rFonts w:ascii="Segoe UI" w:hAnsi="Segoe UI" w:cs="Segoe UI"/>
+                <w:rFonts w:ascii="Times New Roman" w:hAnsi="Times New Roman" w:cs="Times New Roman"/>
+                <w:b/>
+                <w:bCs/>
+                <w:sz w:val="24"/>
+              </w:rPr>
+            </w:pPr>
+            <w:r>
+              <w:rPr>
+                <w:rFonts w:ascii="Times New Roman" w:hAnsi="Times New Roman" w:cs="Times New Roman"/>
+                <w:b/>
+                <w:bCs/>
                 <w:sz w:val="24"/>
               </w:rPr>
               <w:t xml:space="preserve">Test </w:t>
             </w:r>
             <w:r>
               <w:rPr>
-                <w:rFonts w:ascii="Segoe UI" w:hAnsi="Segoe UI" w:cs="Segoe UI"/>
+                <w:rFonts w:ascii="Times New Roman" w:hAnsi="Times New Roman" w:cs="Times New Roman"/>
+                <w:b/>
+                <w:bCs/>
                 <w:spacing w:val="-2"/>
                 <w:sz w:val="24"/>
               </w:rPr>
@@ -1790,41 +1898,57 @@
               <w:pStyle w:val="TableParagraph"/>
               <w:spacing w:before="0" w:line="306" w:lineRule="exact"/>
               <w:rPr>
-                <w:rFonts w:ascii="Segoe UI" w:hAnsi="Segoe UI" w:cs="Segoe UI"/>
-                <w:sz w:val="24"/>
-              </w:rPr>
-            </w:pPr>
-            <w:r>
-              <w:rPr>
-                <w:rFonts w:ascii="Segoe UI" w:hAnsi="Segoe UI" w:cs="Segoe UI"/>
+                <w:rFonts w:ascii="Times New Roman" w:hAnsi="Times New Roman" w:cs="Times New Roman"/>
+                <w:sz w:val="24"/>
+              </w:rPr>
+            </w:pPr>
+            <w:r>
+              <w:rPr>
+                <w:rFonts w:ascii="Times New Roman" w:hAnsi="Times New Roman" w:cs="Times New Roman"/>
                 <w:sz w:val="24"/>
               </w:rPr>
               <w:t>{% if session</w:t>
             </w:r>
             <w:r>
               <w:rPr>
-                <w:rFonts w:ascii="Segoe UI" w:hAnsi="Segoe UI" w:cs="Segoe UI"/>
+                <w:rFonts w:ascii="Times New Roman" w:hAnsi="Times New Roman" w:cs="Times New Roman"/>
                 <w:sz w:val="24"/>
               </w:rPr>
               <w:t>6</w:t>
             </w:r>
             <w:r>
               <w:rPr>
-                <w:rFonts w:ascii="Segoe UI" w:hAnsi="Segoe UI" w:cs="Segoe UI"/>
-                <w:sz w:val="24"/>
-              </w:rPr>
-              <w:t>.is_pba %}PBA: {% endif %}{{session</w:t>
-            </w:r>
-            <w:r>
-              <w:rPr>
-                <w:rFonts w:ascii="Segoe UI" w:hAnsi="Segoe UI" w:cs="Segoe UI"/>
+                <w:rFonts w:ascii="Times New Roman" w:hAnsi="Times New Roman" w:cs="Times New Roman"/>
+                <w:sz w:val="24"/>
+              </w:rPr>
+              <w:t>.is_pba %}</w:t>
+            </w:r>
+            <w:r>
+              <w:rPr>
+                <w:rFonts w:ascii="Times New Roman" w:hAnsi="Times New Roman" w:cs="Times New Roman"/>
+                <w:b/>
+                <w:bCs/>
+                <w:sz w:val="24"/>
+              </w:rPr>
+              <w:t>PBA:</w:t>
+            </w:r>
+            <w:r>
+              <w:rPr>
+                <w:rFonts w:ascii="Times New Roman" w:hAnsi="Times New Roman" w:cs="Times New Roman"/>
+                <w:sz w:val="24"/>
+              </w:rPr>
+              <w:t xml:space="preserve"> {% endif %}{{session</w:t>
+            </w:r>
+            <w:r>
+              <w:rPr>
+                <w:rFonts w:ascii="Times New Roman" w:hAnsi="Times New Roman" w:cs="Times New Roman"/>
                 <w:sz w:val="24"/>
               </w:rPr>
               <w:t>6</w:t>
             </w:r>
             <w:r>
               <w:rPr>
-                <w:rFonts w:ascii="Segoe UI" w:hAnsi="Segoe UI" w:cs="Segoe UI"/>
+                <w:rFonts w:ascii="Times New Roman" w:hAnsi="Times New Roman" w:cs="Times New Roman"/>
                 <w:sz w:val="24"/>
               </w:rPr>
               <w:t>.activity }}</w:t>
@@ -1841,7 +1965,7 @@
               <w:spacing w:before="0"/>
               <w:ind w:left="0"/>
               <w:rPr>
-                <w:rFonts w:ascii="Segoe UI" w:hAnsi="Segoe UI" w:cs="Segoe UI"/>
+                <w:rFonts w:ascii="Times New Roman" w:hAnsi="Times New Roman" w:cs="Times New Roman"/>
                 <w:sz w:val="24"/>
               </w:rPr>
             </w:pPr>
@@ -1863,7 +1987,7 @@
           <w:p>
             <w:pPr>
               <w:rPr>
-                <w:rFonts w:ascii="Segoe UI" w:hAnsi="Segoe UI" w:cs="Segoe UI"/>
+                <w:rFonts w:ascii="Times New Roman" w:hAnsi="Times New Roman" w:cs="Times New Roman"/>
                 <w:sz w:val="2"/>
                 <w:szCs w:val="2"/>
               </w:rPr>
@@ -1880,13 +2004,13 @@
               <w:pStyle w:val="TableParagraph"/>
               <w:spacing w:line="306" w:lineRule="exact"/>
               <w:rPr>
-                <w:rFonts w:ascii="Segoe UI" w:hAnsi="Segoe UI" w:cs="Segoe UI"/>
-                <w:sz w:val="24"/>
-              </w:rPr>
-            </w:pPr>
-            <w:r>
-              <w:rPr>
-                <w:rFonts w:ascii="Segoe UI" w:hAnsi="Segoe UI" w:cs="Segoe UI"/>
+                <w:rFonts w:ascii="Times New Roman" w:hAnsi="Times New Roman" w:cs="Times New Roman"/>
+                <w:sz w:val="24"/>
+              </w:rPr>
+            </w:pPr>
+            <w:r>
+              <w:rPr>
+                <w:rFonts w:ascii="Times New Roman" w:hAnsi="Times New Roman" w:cs="Times New Roman"/>
                 <w:spacing w:val="-5"/>
                 <w:sz w:val="24"/>
               </w:rPr>
@@ -1894,7 +2018,7 @@
             </w:r>
             <w:r>
               <w:rPr>
-                <w:rFonts w:ascii="Segoe UI" w:hAnsi="Segoe UI" w:cs="Segoe UI"/>
+                <w:rFonts w:ascii="Times New Roman" w:hAnsi="Times New Roman" w:cs="Times New Roman"/>
                 <w:spacing w:val="-5"/>
                 <w:sz w:val="24"/>
               </w:rPr>
@@ -1902,7 +2026,7 @@
             </w:r>
             <w:r>
               <w:rPr>
-                <w:rFonts w:ascii="Segoe UI" w:hAnsi="Segoe UI" w:cs="Segoe UI"/>
+                <w:rFonts w:ascii="Times New Roman" w:hAnsi="Times New Roman" w:cs="Times New Roman"/>
                 <w:spacing w:val="-5"/>
                 <w:sz w:val="24"/>
               </w:rPr>
@@ -2037,20 +2161,26 @@
             <w:pPr>
               <w:pStyle w:val="TableParagraph"/>
               <w:rPr>
-                <w:rFonts w:ascii="Segoe UI" w:hAnsi="Segoe UI" w:cs="Segoe UI"/>
-                <w:sz w:val="24"/>
-              </w:rPr>
-            </w:pPr>
-            <w:r>
-              <w:rPr>
-                <w:rFonts w:ascii="Segoe UI" w:hAnsi="Segoe UI" w:cs="Segoe UI"/>
+                <w:rFonts w:ascii="Times New Roman" w:hAnsi="Times New Roman" w:cs="Times New Roman"/>
+                <w:b/>
+                <w:bCs/>
+                <w:sz w:val="24"/>
+              </w:rPr>
+            </w:pPr>
+            <w:r>
+              <w:rPr>
+                <w:rFonts w:ascii="Times New Roman" w:hAnsi="Times New Roman" w:cs="Times New Roman"/>
+                <w:b/>
+                <w:bCs/>
                 <w:sz w:val="24"/>
               </w:rPr>
               <w:t xml:space="preserve">Post </w:t>
             </w:r>
             <w:r>
               <w:rPr>
-                <w:rFonts w:ascii="Segoe UI" w:hAnsi="Segoe UI" w:cs="Segoe UI"/>
+                <w:rFonts w:ascii="Times New Roman" w:hAnsi="Times New Roman" w:cs="Times New Roman"/>
+                <w:b/>
+                <w:bCs/>
                 <w:spacing w:val="-4"/>
                 <w:sz w:val="24"/>
               </w:rPr>
@@ -2062,55 +2192,71 @@
               <w:pStyle w:val="TableParagraph"/>
               <w:spacing w:before="0" w:line="306" w:lineRule="exact"/>
               <w:rPr>
-                <w:rFonts w:ascii="Segoe UI" w:hAnsi="Segoe UI" w:cs="Segoe UI"/>
-                <w:sz w:val="24"/>
-              </w:rPr>
-            </w:pPr>
-            <w:r>
-              <w:rPr>
-                <w:rFonts w:ascii="Segoe UI" w:hAnsi="Segoe UI" w:cs="Segoe UI"/>
+                <w:rFonts w:ascii="Times New Roman" w:hAnsi="Times New Roman" w:cs="Times New Roman"/>
+                <w:sz w:val="24"/>
+              </w:rPr>
+            </w:pPr>
+            <w:r>
+              <w:rPr>
+                <w:rFonts w:ascii="Times New Roman" w:hAnsi="Times New Roman" w:cs="Times New Roman"/>
                 <w:sz w:val="24"/>
               </w:rPr>
               <w:t>{% if session</w:t>
             </w:r>
             <w:r>
               <w:rPr>
-                <w:rFonts w:ascii="Segoe UI" w:hAnsi="Segoe UI" w:cs="Segoe UI"/>
+                <w:rFonts w:ascii="Times New Roman" w:hAnsi="Times New Roman" w:cs="Times New Roman"/>
                 <w:sz w:val="24"/>
               </w:rPr>
               <w:t>7</w:t>
             </w:r>
             <w:r>
               <w:rPr>
-                <w:rFonts w:ascii="Segoe UI" w:hAnsi="Segoe UI" w:cs="Segoe UI"/>
-                <w:sz w:val="24"/>
-              </w:rPr>
-              <w:t>.is_pba %}PBA: {% endif %}{{</w:t>
-            </w:r>
-            <w:r>
-              <w:rPr>
-                <w:rFonts w:ascii="Segoe UI" w:hAnsi="Segoe UI" w:cs="Segoe UI"/>
+                <w:rFonts w:ascii="Times New Roman" w:hAnsi="Times New Roman" w:cs="Times New Roman"/>
+                <w:sz w:val="24"/>
+              </w:rPr>
+              <w:t>.is_pba %}</w:t>
+            </w:r>
+            <w:r>
+              <w:rPr>
+                <w:rFonts w:ascii="Times New Roman" w:hAnsi="Times New Roman" w:cs="Times New Roman"/>
+                <w:b/>
+                <w:bCs/>
+                <w:sz w:val="24"/>
+              </w:rPr>
+              <w:t>PBA:</w:t>
+            </w:r>
+            <w:r>
+              <w:rPr>
+                <w:rFonts w:ascii="Times New Roman" w:hAnsi="Times New Roman" w:cs="Times New Roman"/>
+                <w:sz w:val="24"/>
+              </w:rPr>
+              <w:t xml:space="preserve"> {% endif %}{{</w:t>
+            </w:r>
+            <w:r>
+              <w:rPr>
+                <w:rFonts w:ascii="Times New Roman" w:hAnsi="Times New Roman" w:cs="Times New Roman"/>
                 <w:sz w:val="24"/>
               </w:rPr>
               <w:t xml:space="preserve"> </w:t>
             </w:r>
             <w:r>
               <w:rPr>
-                <w:rFonts w:ascii="Segoe UI" w:hAnsi="Segoe UI" w:cs="Segoe UI"/>
+                <w:rFonts w:ascii="Times New Roman" w:hAnsi="Times New Roman" w:cs="Times New Roman"/>
                 <w:sz w:val="24"/>
               </w:rPr>
               <w:t>session</w:t>
             </w:r>
             <w:r>
               <w:rPr>
-                <w:rFonts w:ascii="Segoe UI" w:hAnsi="Segoe UI" w:cs="Segoe UI"/>
+                <w:rFonts w:ascii="Times New Roman" w:hAnsi="Times New Roman" w:cs="Times New Roman"/>
                 <w:sz w:val="24"/>
               </w:rPr>
               <w:t>7</w:t>
             </w:r>
             <w:r>
               <w:rPr>
-                <w:rFonts w:ascii="Segoe UI" w:hAnsi="Segoe UI" w:cs="Segoe UI"/>
+                <w:rFonts w:ascii="Times New Roman" w:hAnsi="Times New Roman" w:cs="Times New Roman"/>
                 <w:sz w:val="24"/>
               </w:rPr>
               <w:t>.activity }}</w:t>
@@ -2127,7 +2273,7 @@
               <w:spacing w:before="0"/>
               <w:ind w:left="0"/>
               <w:rPr>
-                <w:rFonts w:ascii="Segoe UI" w:hAnsi="Segoe UI" w:cs="Segoe UI"/>
+                <w:rFonts w:ascii="Times New Roman" w:hAnsi="Times New Roman" w:cs="Times New Roman"/>
                 <w:sz w:val="24"/>
               </w:rPr>
             </w:pPr>
@@ -2149,7 +2295,7 @@
           <w:p>
             <w:pPr>
               <w:rPr>
-                <w:rFonts w:ascii="Segoe UI" w:hAnsi="Segoe UI" w:cs="Segoe UI"/>
+                <w:rFonts w:ascii="Times New Roman" w:hAnsi="Times New Roman" w:cs="Times New Roman"/>
                 <w:sz w:val="2"/>
                 <w:szCs w:val="2"/>
               </w:rPr>
@@ -2166,13 +2312,13 @@
               <w:pStyle w:val="TableParagraph"/>
               <w:spacing w:line="306" w:lineRule="exact"/>
               <w:rPr>
-                <w:rFonts w:ascii="Segoe UI" w:hAnsi="Segoe UI" w:cs="Segoe UI"/>
-                <w:sz w:val="24"/>
-              </w:rPr>
-            </w:pPr>
-            <w:r>
-              <w:rPr>
-                <w:rFonts w:ascii="Segoe UI" w:hAnsi="Segoe UI" w:cs="Segoe UI"/>
+                <w:rFonts w:ascii="Times New Roman" w:hAnsi="Times New Roman" w:cs="Times New Roman"/>
+                <w:sz w:val="24"/>
+              </w:rPr>
+            </w:pPr>
+            <w:r>
+              <w:rPr>
+                <w:rFonts w:ascii="Times New Roman" w:hAnsi="Times New Roman" w:cs="Times New Roman"/>
                 <w:spacing w:val="-5"/>
                 <w:sz w:val="24"/>
               </w:rPr>
@@ -2180,7 +2326,7 @@
             </w:r>
             <w:r>
               <w:rPr>
-                <w:rFonts w:ascii="Segoe UI" w:hAnsi="Segoe UI" w:cs="Segoe UI"/>
+                <w:rFonts w:ascii="Times New Roman" w:hAnsi="Times New Roman" w:cs="Times New Roman"/>
                 <w:spacing w:val="-5"/>
                 <w:sz w:val="24"/>
               </w:rPr>
@@ -2188,7 +2334,7 @@
             </w:r>
             <w:r>
               <w:rPr>
-                <w:rFonts w:ascii="Segoe UI" w:hAnsi="Segoe UI" w:cs="Segoe UI"/>
+                <w:rFonts w:ascii="Times New Roman" w:hAnsi="Times New Roman" w:cs="Times New Roman"/>
                 <w:spacing w:val="-5"/>
                 <w:sz w:val="24"/>
               </w:rPr>

--- a/templates/docx_templates/module_activity_sheet_master.docx
+++ b/templates/docx_templates/module_activity_sheet_master.docx
@@ -90,12 +90,16 @@
         <w:ind w:left="179"/>
         <w:rPr>
           <w:rFonts w:ascii="Segoe UI" w:hAnsi="Segoe UI" w:cs="Segoe UI"/>
+          <w:b/>
+          <w:bCs/>
           <w:sz w:val="28"/>
         </w:rPr>
       </w:pPr>
       <w:r>
         <w:rPr>
           <w:rFonts w:ascii="Segoe UI" w:hAnsi="Segoe UI" w:cs="Segoe UI"/>
+          <w:b/>
+          <w:bCs/>
           <w:sz w:val="28"/>
         </w:rPr>
         <w:t>Module</w:t>
@@ -103,6 +107,8 @@
       <w:r>
         <w:rPr>
           <w:rFonts w:ascii="Segoe UI" w:hAnsi="Segoe UI" w:cs="Segoe UI"/>
+          <w:b/>
+          <w:bCs/>
           <w:spacing w:val="-9"/>
           <w:sz w:val="28"/>
         </w:rPr>
@@ -111,6 +117,8 @@
       <w:r>
         <w:rPr>
           <w:rFonts w:ascii="Segoe UI" w:hAnsi="Segoe UI" w:cs="Segoe UI"/>
+          <w:b/>
+          <w:bCs/>
           <w:sz w:val="28"/>
         </w:rPr>
         <w:t>Activity</w:t>
@@ -118,6 +126,8 @@
       <w:r>
         <w:rPr>
           <w:rFonts w:ascii="Segoe UI" w:hAnsi="Segoe UI" w:cs="Segoe UI"/>
+          <w:b/>
+          <w:bCs/>
           <w:spacing w:val="-9"/>
           <w:sz w:val="28"/>
         </w:rPr>
@@ -126,6 +136,8 @@
       <w:r>
         <w:rPr>
           <w:rFonts w:ascii="Segoe UI" w:hAnsi="Segoe UI" w:cs="Segoe UI"/>
+          <w:b/>
+          <w:bCs/>
           <w:spacing w:val="-2"/>
           <w:sz w:val="28"/>
         </w:rPr>
@@ -352,15 +364,15 @@
                 <w:rFonts w:ascii="Times New Roman" w:hAnsi="Times New Roman" w:cs="Times New Roman"/>
                 <w:b/>
                 <w:bCs/>
-                <w:sz w:val="24"/>
-              </w:rPr>
-            </w:pPr>
-            <w:r>
-              <w:rPr>
-                <w:rFonts w:ascii="Times New Roman" w:hAnsi="Times New Roman" w:cs="Times New Roman"/>
-                <w:b/>
-                <w:bCs/>
-                <w:sz w:val="24"/>
+                <w:szCs w:val="21"/>
+              </w:rPr>
+            </w:pPr>
+            <w:r>
+              <w:rPr>
+                <w:rFonts w:ascii="Times New Roman" w:hAnsi="Times New Roman" w:cs="Times New Roman"/>
+                <w:b/>
+                <w:bCs/>
+                <w:szCs w:val="21"/>
               </w:rPr>
               <w:t>Pre-</w:t>
             </w:r>
@@ -370,7 +382,7 @@
                 <w:b/>
                 <w:bCs/>
                 <w:spacing w:val="-4"/>
-                <w:sz w:val="24"/>
+                <w:szCs w:val="21"/>
               </w:rPr>
               <w:t>Test</w:t>
             </w:r>
@@ -381,27 +393,27 @@
               <w:spacing w:before="0" w:line="306" w:lineRule="exact"/>
               <w:rPr>
                 <w:rFonts w:ascii="Times New Roman" w:hAnsi="Times New Roman" w:cs="Times New Roman"/>
-                <w:sz w:val="24"/>
-              </w:rPr>
-            </w:pPr>
-            <w:r>
-              <w:rPr>
-                <w:rFonts w:ascii="Times New Roman" w:hAnsi="Times New Roman" w:cs="Times New Roman"/>
-                <w:sz w:val="24"/>
+                <w:szCs w:val="21"/>
+              </w:rPr>
+            </w:pPr>
+            <w:r>
+              <w:rPr>
+                <w:rFonts w:ascii="Times New Roman" w:hAnsi="Times New Roman" w:cs="Times New Roman"/>
+                <w:szCs w:val="21"/>
               </w:rPr>
               <w:t>{% if session</w:t>
             </w:r>
             <w:r>
               <w:rPr>
                 <w:rFonts w:ascii="Times New Roman" w:hAnsi="Times New Roman" w:cs="Times New Roman"/>
-                <w:sz w:val="24"/>
+                <w:szCs w:val="21"/>
               </w:rPr>
               <w:t>1</w:t>
             </w:r>
             <w:r>
               <w:rPr>
                 <w:rFonts w:ascii="Times New Roman" w:hAnsi="Times New Roman" w:cs="Times New Roman"/>
-                <w:sz w:val="24"/>
+                <w:szCs w:val="21"/>
               </w:rPr>
               <w:t>.is_pba %}</w:t>
             </w:r>
@@ -410,56 +422,56 @@
                 <w:rFonts w:ascii="Times New Roman" w:hAnsi="Times New Roman" w:cs="Times New Roman"/>
                 <w:b/>
                 <w:bCs/>
-                <w:sz w:val="24"/>
+                <w:szCs w:val="21"/>
               </w:rPr>
               <w:t>PBA:</w:t>
             </w:r>
             <w:r>
               <w:rPr>
                 <w:rFonts w:ascii="Times New Roman" w:hAnsi="Times New Roman" w:cs="Times New Roman"/>
-                <w:sz w:val="24"/>
+                <w:szCs w:val="21"/>
               </w:rPr>
               <w:t xml:space="preserve"> </w:t>
             </w:r>
             <w:r>
               <w:rPr>
                 <w:rFonts w:ascii="Times New Roman" w:hAnsi="Times New Roman" w:cs="Times New Roman"/>
-                <w:sz w:val="24"/>
+                <w:szCs w:val="21"/>
               </w:rPr>
               <w:t>{% endif %}</w:t>
             </w:r>
             <w:r>
               <w:rPr>
                 <w:rFonts w:ascii="Times New Roman" w:hAnsi="Times New Roman" w:cs="Times New Roman"/>
-                <w:sz w:val="24"/>
+                <w:szCs w:val="21"/>
               </w:rPr>
               <w:t>{{</w:t>
             </w:r>
             <w:r>
               <w:rPr>
                 <w:rFonts w:ascii="Times New Roman" w:hAnsi="Times New Roman" w:cs="Times New Roman"/>
-                <w:sz w:val="24"/>
+                <w:szCs w:val="21"/>
               </w:rPr>
               <w:t xml:space="preserve"> </w:t>
             </w:r>
             <w:r>
               <w:rPr>
                 <w:rFonts w:ascii="Times New Roman" w:hAnsi="Times New Roman" w:cs="Times New Roman"/>
-                <w:sz w:val="24"/>
+                <w:szCs w:val="21"/>
               </w:rPr>
               <w:t>session</w:t>
             </w:r>
             <w:r>
               <w:rPr>
                 <w:rFonts w:ascii="Times New Roman" w:hAnsi="Times New Roman" w:cs="Times New Roman"/>
-                <w:sz w:val="24"/>
+                <w:szCs w:val="21"/>
               </w:rPr>
               <w:t>1</w:t>
             </w:r>
             <w:r>
               <w:rPr>
                 <w:rFonts w:ascii="Times New Roman" w:hAnsi="Times New Roman" w:cs="Times New Roman"/>
-                <w:sz w:val="24"/>
+                <w:szCs w:val="21"/>
               </w:rPr>
               <w:t>.activity }}</w:t>
             </w:r>
@@ -476,7 +488,7 @@
               <w:ind w:left="0"/>
               <w:rPr>
                 <w:rFonts w:ascii="Times New Roman" w:hAnsi="Times New Roman" w:cs="Times New Roman"/>
-                <w:sz w:val="24"/>
+                <w:szCs w:val="21"/>
               </w:rPr>
             </w:pPr>
           </w:p>
@@ -498,8 +510,7 @@
             <w:pPr>
               <w:rPr>
                 <w:rFonts w:ascii="Times New Roman" w:hAnsi="Times New Roman" w:cs="Times New Roman"/>
-                <w:sz w:val="2"/>
-                <w:szCs w:val="2"/>
+                <w:szCs w:val="21"/>
               </w:rPr>
             </w:pPr>
           </w:p>
@@ -515,14 +526,14 @@
               <w:spacing w:line="306" w:lineRule="exact"/>
               <w:rPr>
                 <w:rFonts w:ascii="Times New Roman" w:hAnsi="Times New Roman" w:cs="Times New Roman"/>
-                <w:sz w:val="24"/>
+                <w:szCs w:val="21"/>
               </w:rPr>
             </w:pPr>
             <w:r>
               <w:rPr>
                 <w:rFonts w:ascii="Times New Roman" w:hAnsi="Times New Roman" w:cs="Times New Roman"/>
                 <w:spacing w:val="-5"/>
-                <w:sz w:val="24"/>
+                <w:szCs w:val="21"/>
               </w:rPr>
               <w:t>{% if session</w:t>
             </w:r>
@@ -530,7 +541,7 @@
               <w:rPr>
                 <w:rFonts w:ascii="Times New Roman" w:hAnsi="Times New Roman" w:cs="Times New Roman"/>
                 <w:spacing w:val="-5"/>
-                <w:sz w:val="24"/>
+                <w:szCs w:val="21"/>
               </w:rPr>
               <w:t>1</w:t>
             </w:r>
@@ -538,7 +549,7 @@
               <w:rPr>
                 <w:rFonts w:ascii="Times New Roman" w:hAnsi="Times New Roman" w:cs="Times New Roman"/>
                 <w:spacing w:val="-5"/>
-                <w:sz w:val="24"/>
+                <w:szCs w:val="21"/>
               </w:rPr>
               <w:t>.has_pba %}{% else %}N/A{% endif %}</w:t>
             </w:r>
@@ -673,7 +684,7 @@
                 <w:rFonts w:ascii="Times New Roman" w:hAnsi="Times New Roman" w:cs="Times New Roman"/>
                 <w:b/>
                 <w:bCs/>
-                <w:sz w:val="24"/>
+                <w:szCs w:val="21"/>
               </w:rPr>
             </w:pPr>
             <w:r>
@@ -682,7 +693,7 @@
                 <w:b/>
                 <w:bCs/>
                 <w:spacing w:val="-5"/>
-                <w:sz w:val="24"/>
+                <w:szCs w:val="21"/>
               </w:rPr>
               <w:t>RCA</w:t>
             </w:r>
@@ -693,27 +704,27 @@
               <w:spacing w:before="0" w:line="306" w:lineRule="exact"/>
               <w:rPr>
                 <w:rFonts w:ascii="Times New Roman" w:hAnsi="Times New Roman" w:cs="Times New Roman"/>
-                <w:sz w:val="24"/>
-              </w:rPr>
-            </w:pPr>
-            <w:r>
-              <w:rPr>
-                <w:rFonts w:ascii="Times New Roman" w:hAnsi="Times New Roman" w:cs="Times New Roman"/>
-                <w:sz w:val="24"/>
+                <w:szCs w:val="21"/>
+              </w:rPr>
+            </w:pPr>
+            <w:r>
+              <w:rPr>
+                <w:rFonts w:ascii="Times New Roman" w:hAnsi="Times New Roman" w:cs="Times New Roman"/>
+                <w:szCs w:val="21"/>
               </w:rPr>
               <w:t>{% if session</w:t>
             </w:r>
             <w:r>
               <w:rPr>
                 <w:rFonts w:ascii="Times New Roman" w:hAnsi="Times New Roman" w:cs="Times New Roman"/>
-                <w:sz w:val="24"/>
+                <w:szCs w:val="21"/>
               </w:rPr>
               <w:t>2</w:t>
             </w:r>
             <w:r>
               <w:rPr>
                 <w:rFonts w:ascii="Times New Roman" w:hAnsi="Times New Roman" w:cs="Times New Roman"/>
-                <w:sz w:val="24"/>
+                <w:szCs w:val="21"/>
               </w:rPr>
               <w:t>.is_pba %}</w:t>
             </w:r>
@@ -722,42 +733,42 @@
                 <w:rFonts w:ascii="Times New Roman" w:hAnsi="Times New Roman" w:cs="Times New Roman"/>
                 <w:b/>
                 <w:bCs/>
-                <w:sz w:val="24"/>
+                <w:szCs w:val="21"/>
               </w:rPr>
               <w:t>PBA:</w:t>
             </w:r>
             <w:r>
               <w:rPr>
                 <w:rFonts w:ascii="Times New Roman" w:hAnsi="Times New Roman" w:cs="Times New Roman"/>
-                <w:sz w:val="24"/>
+                <w:szCs w:val="21"/>
               </w:rPr>
               <w:t xml:space="preserve"> {% endif %}{{</w:t>
             </w:r>
             <w:r>
               <w:rPr>
                 <w:rFonts w:ascii="Times New Roman" w:hAnsi="Times New Roman" w:cs="Times New Roman"/>
-                <w:sz w:val="24"/>
+                <w:szCs w:val="21"/>
               </w:rPr>
               <w:t xml:space="preserve"> </w:t>
             </w:r>
             <w:r>
               <w:rPr>
                 <w:rFonts w:ascii="Times New Roman" w:hAnsi="Times New Roman" w:cs="Times New Roman"/>
-                <w:sz w:val="24"/>
+                <w:szCs w:val="21"/>
               </w:rPr>
               <w:t>session</w:t>
             </w:r>
             <w:r>
               <w:rPr>
                 <w:rFonts w:ascii="Times New Roman" w:hAnsi="Times New Roman" w:cs="Times New Roman"/>
-                <w:sz w:val="24"/>
+                <w:szCs w:val="21"/>
               </w:rPr>
               <w:t>2</w:t>
             </w:r>
             <w:r>
               <w:rPr>
                 <w:rFonts w:ascii="Times New Roman" w:hAnsi="Times New Roman" w:cs="Times New Roman"/>
-                <w:sz w:val="24"/>
+                <w:szCs w:val="21"/>
               </w:rPr>
               <w:t>.activity }}</w:t>
             </w:r>
@@ -774,7 +785,7 @@
               <w:ind w:left="0"/>
               <w:rPr>
                 <w:rFonts w:ascii="Times New Roman" w:hAnsi="Times New Roman" w:cs="Times New Roman"/>
-                <w:sz w:val="24"/>
+                <w:szCs w:val="21"/>
               </w:rPr>
             </w:pPr>
           </w:p>
@@ -796,8 +807,7 @@
             <w:pPr>
               <w:rPr>
                 <w:rFonts w:ascii="Times New Roman" w:hAnsi="Times New Roman" w:cs="Times New Roman"/>
-                <w:sz w:val="2"/>
-                <w:szCs w:val="2"/>
+                <w:szCs w:val="21"/>
               </w:rPr>
             </w:pPr>
           </w:p>
@@ -813,14 +823,14 @@
               <w:spacing w:line="306" w:lineRule="exact"/>
               <w:rPr>
                 <w:rFonts w:ascii="Times New Roman" w:hAnsi="Times New Roman" w:cs="Times New Roman"/>
-                <w:sz w:val="24"/>
+                <w:szCs w:val="21"/>
               </w:rPr>
             </w:pPr>
             <w:r>
               <w:rPr>
                 <w:rFonts w:ascii="Times New Roman" w:hAnsi="Times New Roman" w:cs="Times New Roman"/>
                 <w:spacing w:val="-5"/>
-                <w:sz w:val="24"/>
+                <w:szCs w:val="21"/>
               </w:rPr>
               <w:t>{% if session</w:t>
             </w:r>
@@ -828,7 +838,7 @@
               <w:rPr>
                 <w:rFonts w:ascii="Times New Roman" w:hAnsi="Times New Roman" w:cs="Times New Roman"/>
                 <w:spacing w:val="-5"/>
-                <w:sz w:val="24"/>
+                <w:szCs w:val="21"/>
               </w:rPr>
               <w:t>2</w:t>
             </w:r>
@@ -836,7 +846,7 @@
               <w:rPr>
                 <w:rFonts w:ascii="Times New Roman" w:hAnsi="Times New Roman" w:cs="Times New Roman"/>
                 <w:spacing w:val="-5"/>
-                <w:sz w:val="24"/>
+                <w:szCs w:val="21"/>
               </w:rPr>
               <w:t>.has_pba %}{% else %}N/A{% endif %}</w:t>
             </w:r>
@@ -972,7 +982,7 @@
                 <w:rFonts w:ascii="Times New Roman" w:hAnsi="Times New Roman" w:cs="Times New Roman"/>
                 <w:b/>
                 <w:bCs/>
-                <w:sz w:val="24"/>
+                <w:szCs w:val="21"/>
               </w:rPr>
             </w:pPr>
             <w:r>
@@ -981,7 +991,7 @@
                 <w:b/>
                 <w:bCs/>
                 <w:spacing w:val="-5"/>
-                <w:sz w:val="24"/>
+                <w:szCs w:val="21"/>
               </w:rPr>
               <w:t>RCA</w:t>
             </w:r>
@@ -992,27 +1002,27 @@
               <w:spacing w:before="0" w:line="306" w:lineRule="exact"/>
               <w:rPr>
                 <w:rFonts w:ascii="Times New Roman" w:hAnsi="Times New Roman" w:cs="Times New Roman"/>
-                <w:sz w:val="24"/>
-              </w:rPr>
-            </w:pPr>
-            <w:r>
-              <w:rPr>
-                <w:rFonts w:ascii="Times New Roman" w:hAnsi="Times New Roman" w:cs="Times New Roman"/>
-                <w:sz w:val="24"/>
+                <w:szCs w:val="21"/>
+              </w:rPr>
+            </w:pPr>
+            <w:r>
+              <w:rPr>
+                <w:rFonts w:ascii="Times New Roman" w:hAnsi="Times New Roman" w:cs="Times New Roman"/>
+                <w:szCs w:val="21"/>
               </w:rPr>
               <w:t>{% if session</w:t>
             </w:r>
             <w:r>
               <w:rPr>
                 <w:rFonts w:ascii="Times New Roman" w:hAnsi="Times New Roman" w:cs="Times New Roman"/>
-                <w:sz w:val="24"/>
+                <w:szCs w:val="21"/>
               </w:rPr>
               <w:t>3</w:t>
             </w:r>
             <w:r>
               <w:rPr>
                 <w:rFonts w:ascii="Times New Roman" w:hAnsi="Times New Roman" w:cs="Times New Roman"/>
-                <w:sz w:val="24"/>
+                <w:szCs w:val="21"/>
               </w:rPr>
               <w:t>.is_pba %}</w:t>
             </w:r>
@@ -1021,42 +1031,42 @@
                 <w:rFonts w:ascii="Times New Roman" w:hAnsi="Times New Roman" w:cs="Times New Roman"/>
                 <w:b/>
                 <w:bCs/>
-                <w:sz w:val="24"/>
+                <w:szCs w:val="21"/>
               </w:rPr>
               <w:t>PBA:</w:t>
             </w:r>
             <w:r>
               <w:rPr>
                 <w:rFonts w:ascii="Times New Roman" w:hAnsi="Times New Roman" w:cs="Times New Roman"/>
-                <w:sz w:val="24"/>
+                <w:szCs w:val="21"/>
               </w:rPr>
               <w:t xml:space="preserve"> {% endif %}{{</w:t>
             </w:r>
             <w:r>
               <w:rPr>
                 <w:rFonts w:ascii="Times New Roman" w:hAnsi="Times New Roman" w:cs="Times New Roman"/>
-                <w:sz w:val="24"/>
+                <w:szCs w:val="21"/>
               </w:rPr>
               <w:t xml:space="preserve"> </w:t>
             </w:r>
             <w:r>
               <w:rPr>
                 <w:rFonts w:ascii="Times New Roman" w:hAnsi="Times New Roman" w:cs="Times New Roman"/>
-                <w:sz w:val="24"/>
+                <w:szCs w:val="21"/>
               </w:rPr>
               <w:t>session</w:t>
             </w:r>
             <w:r>
               <w:rPr>
                 <w:rFonts w:ascii="Times New Roman" w:hAnsi="Times New Roman" w:cs="Times New Roman"/>
-                <w:sz w:val="24"/>
+                <w:szCs w:val="21"/>
               </w:rPr>
               <w:t>3</w:t>
             </w:r>
             <w:r>
               <w:rPr>
                 <w:rFonts w:ascii="Times New Roman" w:hAnsi="Times New Roman" w:cs="Times New Roman"/>
-                <w:sz w:val="24"/>
+                <w:szCs w:val="21"/>
               </w:rPr>
               <w:t>.activity }}</w:t>
             </w:r>
@@ -1073,7 +1083,7 @@
               <w:ind w:left="0"/>
               <w:rPr>
                 <w:rFonts w:ascii="Times New Roman" w:hAnsi="Times New Roman" w:cs="Times New Roman"/>
-                <w:sz w:val="24"/>
+                <w:szCs w:val="21"/>
               </w:rPr>
             </w:pPr>
           </w:p>
@@ -1095,8 +1105,7 @@
             <w:pPr>
               <w:rPr>
                 <w:rFonts w:ascii="Times New Roman" w:hAnsi="Times New Roman" w:cs="Times New Roman"/>
-                <w:sz w:val="2"/>
-                <w:szCs w:val="2"/>
+                <w:szCs w:val="21"/>
               </w:rPr>
             </w:pPr>
           </w:p>
@@ -1112,14 +1121,14 @@
               <w:spacing w:line="306" w:lineRule="exact"/>
               <w:rPr>
                 <w:rFonts w:ascii="Times New Roman" w:hAnsi="Times New Roman" w:cs="Times New Roman"/>
-                <w:sz w:val="24"/>
+                <w:szCs w:val="21"/>
               </w:rPr>
             </w:pPr>
             <w:r>
               <w:rPr>
                 <w:rFonts w:ascii="Times New Roman" w:hAnsi="Times New Roman" w:cs="Times New Roman"/>
                 <w:spacing w:val="-5"/>
-                <w:sz w:val="24"/>
+                <w:szCs w:val="21"/>
               </w:rPr>
               <w:t>{% if session</w:t>
             </w:r>
@@ -1127,7 +1136,7 @@
               <w:rPr>
                 <w:rFonts w:ascii="Times New Roman" w:hAnsi="Times New Roman" w:cs="Times New Roman"/>
                 <w:spacing w:val="-5"/>
-                <w:sz w:val="24"/>
+                <w:szCs w:val="21"/>
               </w:rPr>
               <w:t>3</w:t>
             </w:r>
@@ -1135,7 +1144,7 @@
               <w:rPr>
                 <w:rFonts w:ascii="Times New Roman" w:hAnsi="Times New Roman" w:cs="Times New Roman"/>
                 <w:spacing w:val="-5"/>
-                <w:sz w:val="24"/>
+                <w:szCs w:val="21"/>
               </w:rPr>
               <w:t>.has_pba %}{% else %}N/A{% endif %}</w:t>
             </w:r>
@@ -1270,7 +1279,7 @@
                 <w:rFonts w:ascii="Times New Roman" w:hAnsi="Times New Roman" w:cs="Times New Roman"/>
                 <w:b/>
                 <w:bCs/>
-                <w:sz w:val="24"/>
+                <w:szCs w:val="21"/>
               </w:rPr>
             </w:pPr>
             <w:r>
@@ -1279,7 +1288,7 @@
                 <w:b/>
                 <w:bCs/>
                 <w:spacing w:val="-5"/>
-                <w:sz w:val="24"/>
+                <w:szCs w:val="21"/>
               </w:rPr>
               <w:t>RCA</w:t>
             </w:r>
@@ -1290,27 +1299,27 @@
               <w:spacing w:before="0" w:line="306" w:lineRule="exact"/>
               <w:rPr>
                 <w:rFonts w:ascii="Times New Roman" w:hAnsi="Times New Roman" w:cs="Times New Roman"/>
-                <w:sz w:val="24"/>
-              </w:rPr>
-            </w:pPr>
-            <w:r>
-              <w:rPr>
-                <w:rFonts w:ascii="Times New Roman" w:hAnsi="Times New Roman" w:cs="Times New Roman"/>
-                <w:sz w:val="24"/>
+                <w:szCs w:val="21"/>
+              </w:rPr>
+            </w:pPr>
+            <w:r>
+              <w:rPr>
+                <w:rFonts w:ascii="Times New Roman" w:hAnsi="Times New Roman" w:cs="Times New Roman"/>
+                <w:szCs w:val="21"/>
               </w:rPr>
               <w:t>{% if session</w:t>
             </w:r>
             <w:r>
               <w:rPr>
                 <w:rFonts w:ascii="Times New Roman" w:hAnsi="Times New Roman" w:cs="Times New Roman"/>
-                <w:sz w:val="24"/>
+                <w:szCs w:val="21"/>
               </w:rPr>
               <w:t>4</w:t>
             </w:r>
             <w:r>
               <w:rPr>
                 <w:rFonts w:ascii="Times New Roman" w:hAnsi="Times New Roman" w:cs="Times New Roman"/>
-                <w:sz w:val="24"/>
+                <w:szCs w:val="21"/>
               </w:rPr>
               <w:t>.is_pba %}</w:t>
             </w:r>
@@ -1319,42 +1328,42 @@
                 <w:rFonts w:ascii="Times New Roman" w:hAnsi="Times New Roman" w:cs="Times New Roman"/>
                 <w:b/>
                 <w:bCs/>
-                <w:sz w:val="24"/>
+                <w:szCs w:val="21"/>
               </w:rPr>
               <w:t>PBA:</w:t>
             </w:r>
             <w:r>
               <w:rPr>
                 <w:rFonts w:ascii="Times New Roman" w:hAnsi="Times New Roman" w:cs="Times New Roman"/>
-                <w:sz w:val="24"/>
+                <w:szCs w:val="21"/>
               </w:rPr>
               <w:t xml:space="preserve"> {% endif %}{{</w:t>
             </w:r>
             <w:r>
               <w:rPr>
                 <w:rFonts w:ascii="Times New Roman" w:hAnsi="Times New Roman" w:cs="Times New Roman"/>
-                <w:sz w:val="24"/>
+                <w:szCs w:val="21"/>
               </w:rPr>
               <w:t xml:space="preserve"> </w:t>
             </w:r>
             <w:r>
               <w:rPr>
                 <w:rFonts w:ascii="Times New Roman" w:hAnsi="Times New Roman" w:cs="Times New Roman"/>
-                <w:sz w:val="24"/>
+                <w:szCs w:val="21"/>
               </w:rPr>
               <w:t>session</w:t>
             </w:r>
             <w:r>
               <w:rPr>
                 <w:rFonts w:ascii="Times New Roman" w:hAnsi="Times New Roman" w:cs="Times New Roman"/>
-                <w:sz w:val="24"/>
+                <w:szCs w:val="21"/>
               </w:rPr>
               <w:t>4</w:t>
             </w:r>
             <w:r>
               <w:rPr>
                 <w:rFonts w:ascii="Times New Roman" w:hAnsi="Times New Roman" w:cs="Times New Roman"/>
-                <w:sz w:val="24"/>
+                <w:szCs w:val="21"/>
               </w:rPr>
               <w:t>.activity }}</w:t>
             </w:r>
@@ -1371,7 +1380,7 @@
               <w:ind w:left="0"/>
               <w:rPr>
                 <w:rFonts w:ascii="Times New Roman" w:hAnsi="Times New Roman" w:cs="Times New Roman"/>
-                <w:sz w:val="24"/>
+                <w:szCs w:val="21"/>
               </w:rPr>
             </w:pPr>
           </w:p>
@@ -1393,8 +1402,7 @@
             <w:pPr>
               <w:rPr>
                 <w:rFonts w:ascii="Times New Roman" w:hAnsi="Times New Roman" w:cs="Times New Roman"/>
-                <w:sz w:val="2"/>
-                <w:szCs w:val="2"/>
+                <w:szCs w:val="21"/>
               </w:rPr>
             </w:pPr>
           </w:p>
@@ -1411,14 +1419,14 @@
               <w:ind w:left="72"/>
               <w:rPr>
                 <w:rFonts w:ascii="Times New Roman" w:hAnsi="Times New Roman" w:cs="Times New Roman"/>
-                <w:sz w:val="24"/>
+                <w:szCs w:val="21"/>
               </w:rPr>
             </w:pPr>
             <w:r>
               <w:rPr>
                 <w:rFonts w:ascii="Times New Roman" w:hAnsi="Times New Roman" w:cs="Times New Roman"/>
                 <w:spacing w:val="-5"/>
-                <w:sz w:val="24"/>
+                <w:szCs w:val="21"/>
               </w:rPr>
               <w:t>{% if session</w:t>
             </w:r>
@@ -1426,7 +1434,7 @@
               <w:rPr>
                 <w:rFonts w:ascii="Times New Roman" w:hAnsi="Times New Roman" w:cs="Times New Roman"/>
                 <w:spacing w:val="-5"/>
-                <w:sz w:val="24"/>
+                <w:szCs w:val="21"/>
               </w:rPr>
               <w:t>4</w:t>
             </w:r>
@@ -1434,7 +1442,7 @@
               <w:rPr>
                 <w:rFonts w:ascii="Times New Roman" w:hAnsi="Times New Roman" w:cs="Times New Roman"/>
                 <w:spacing w:val="-5"/>
-                <w:sz w:val="24"/>
+                <w:szCs w:val="21"/>
               </w:rPr>
               <w:t>.has_pba %}{% else %}N/A{% endif %}</w:t>
             </w:r>
@@ -1570,7 +1578,7 @@
                 <w:rFonts w:ascii="Times New Roman" w:hAnsi="Times New Roman" w:cs="Times New Roman"/>
                 <w:b/>
                 <w:bCs/>
-                <w:sz w:val="24"/>
+                <w:szCs w:val="21"/>
               </w:rPr>
             </w:pPr>
             <w:r>
@@ -1579,7 +1587,7 @@
                 <w:b/>
                 <w:bCs/>
                 <w:spacing w:val="-5"/>
-                <w:sz w:val="24"/>
+                <w:szCs w:val="21"/>
               </w:rPr>
               <w:t>RCA</w:t>
             </w:r>
@@ -1590,27 +1598,27 @@
               <w:spacing w:before="0" w:line="306" w:lineRule="exact"/>
               <w:rPr>
                 <w:rFonts w:ascii="Times New Roman" w:hAnsi="Times New Roman" w:cs="Times New Roman"/>
-                <w:sz w:val="24"/>
-              </w:rPr>
-            </w:pPr>
-            <w:r>
-              <w:rPr>
-                <w:rFonts w:ascii="Times New Roman" w:hAnsi="Times New Roman" w:cs="Times New Roman"/>
-                <w:sz w:val="24"/>
+                <w:szCs w:val="21"/>
+              </w:rPr>
+            </w:pPr>
+            <w:r>
+              <w:rPr>
+                <w:rFonts w:ascii="Times New Roman" w:hAnsi="Times New Roman" w:cs="Times New Roman"/>
+                <w:szCs w:val="21"/>
               </w:rPr>
               <w:t>{% if session</w:t>
             </w:r>
             <w:r>
               <w:rPr>
                 <w:rFonts w:ascii="Times New Roman" w:hAnsi="Times New Roman" w:cs="Times New Roman"/>
-                <w:sz w:val="24"/>
+                <w:szCs w:val="21"/>
               </w:rPr>
               <w:t>5</w:t>
             </w:r>
             <w:r>
               <w:rPr>
                 <w:rFonts w:ascii="Times New Roman" w:hAnsi="Times New Roman" w:cs="Times New Roman"/>
-                <w:sz w:val="24"/>
+                <w:szCs w:val="21"/>
               </w:rPr>
               <w:t>.is_pba %}</w:t>
             </w:r>
@@ -1619,42 +1627,42 @@
                 <w:rFonts w:ascii="Times New Roman" w:hAnsi="Times New Roman" w:cs="Times New Roman"/>
                 <w:b/>
                 <w:bCs/>
-                <w:sz w:val="24"/>
+                <w:szCs w:val="21"/>
               </w:rPr>
               <w:t>PBA:</w:t>
             </w:r>
             <w:r>
               <w:rPr>
                 <w:rFonts w:ascii="Times New Roman" w:hAnsi="Times New Roman" w:cs="Times New Roman"/>
-                <w:sz w:val="24"/>
+                <w:szCs w:val="21"/>
               </w:rPr>
               <w:t xml:space="preserve"> {% endif %}{{</w:t>
             </w:r>
             <w:r>
               <w:rPr>
                 <w:rFonts w:ascii="Times New Roman" w:hAnsi="Times New Roman" w:cs="Times New Roman"/>
-                <w:sz w:val="24"/>
+                <w:szCs w:val="21"/>
               </w:rPr>
               <w:t xml:space="preserve"> </w:t>
             </w:r>
             <w:r>
               <w:rPr>
                 <w:rFonts w:ascii="Times New Roman" w:hAnsi="Times New Roman" w:cs="Times New Roman"/>
-                <w:sz w:val="24"/>
+                <w:szCs w:val="21"/>
               </w:rPr>
               <w:t>session</w:t>
             </w:r>
             <w:r>
               <w:rPr>
                 <w:rFonts w:ascii="Times New Roman" w:hAnsi="Times New Roman" w:cs="Times New Roman"/>
-                <w:sz w:val="24"/>
+                <w:szCs w:val="21"/>
               </w:rPr>
               <w:t>5</w:t>
             </w:r>
             <w:r>
               <w:rPr>
                 <w:rFonts w:ascii="Times New Roman" w:hAnsi="Times New Roman" w:cs="Times New Roman"/>
-                <w:sz w:val="24"/>
+                <w:szCs w:val="21"/>
               </w:rPr>
               <w:t>.activity }}</w:t>
             </w:r>
@@ -1671,7 +1679,7 @@
               <w:ind w:left="0"/>
               <w:rPr>
                 <w:rFonts w:ascii="Times New Roman" w:hAnsi="Times New Roman" w:cs="Times New Roman"/>
-                <w:sz w:val="24"/>
+                <w:szCs w:val="21"/>
               </w:rPr>
             </w:pPr>
           </w:p>
@@ -1693,8 +1701,7 @@
             <w:pPr>
               <w:rPr>
                 <w:rFonts w:ascii="Times New Roman" w:hAnsi="Times New Roman" w:cs="Times New Roman"/>
-                <w:sz w:val="2"/>
-                <w:szCs w:val="2"/>
+                <w:szCs w:val="21"/>
               </w:rPr>
             </w:pPr>
           </w:p>
@@ -1711,14 +1718,14 @@
               <w:ind w:left="72"/>
               <w:rPr>
                 <w:rFonts w:ascii="Times New Roman" w:hAnsi="Times New Roman" w:cs="Times New Roman"/>
-                <w:sz w:val="24"/>
+                <w:szCs w:val="21"/>
               </w:rPr>
             </w:pPr>
             <w:r>
               <w:rPr>
                 <w:rFonts w:ascii="Times New Roman" w:hAnsi="Times New Roman" w:cs="Times New Roman"/>
                 <w:spacing w:val="-5"/>
-                <w:sz w:val="24"/>
+                <w:szCs w:val="21"/>
               </w:rPr>
               <w:t>{% if session</w:t>
             </w:r>
@@ -1726,7 +1733,7 @@
               <w:rPr>
                 <w:rFonts w:ascii="Times New Roman" w:hAnsi="Times New Roman" w:cs="Times New Roman"/>
                 <w:spacing w:val="-5"/>
-                <w:sz w:val="24"/>
+                <w:szCs w:val="21"/>
               </w:rPr>
               <w:t>5</w:t>
             </w:r>
@@ -1734,7 +1741,7 @@
               <w:rPr>
                 <w:rFonts w:ascii="Times New Roman" w:hAnsi="Times New Roman" w:cs="Times New Roman"/>
                 <w:spacing w:val="-5"/>
-                <w:sz w:val="24"/>
+                <w:szCs w:val="21"/>
               </w:rPr>
               <w:t>.has_pba %}{% else %}N/A{% endif %}</w:t>
             </w:r>
@@ -1870,15 +1877,15 @@
                 <w:rFonts w:ascii="Times New Roman" w:hAnsi="Times New Roman" w:cs="Times New Roman"/>
                 <w:b/>
                 <w:bCs/>
-                <w:sz w:val="24"/>
-              </w:rPr>
-            </w:pPr>
-            <w:r>
-              <w:rPr>
-                <w:rFonts w:ascii="Times New Roman" w:hAnsi="Times New Roman" w:cs="Times New Roman"/>
-                <w:b/>
-                <w:bCs/>
-                <w:sz w:val="24"/>
+                <w:szCs w:val="21"/>
+              </w:rPr>
+            </w:pPr>
+            <w:r>
+              <w:rPr>
+                <w:rFonts w:ascii="Times New Roman" w:hAnsi="Times New Roman" w:cs="Times New Roman"/>
+                <w:b/>
+                <w:bCs/>
+                <w:szCs w:val="21"/>
               </w:rPr>
               <w:t xml:space="preserve">Test </w:t>
             </w:r>
@@ -1888,7 +1895,7 @@
                 <w:b/>
                 <w:bCs/>
                 <w:spacing w:val="-2"/>
-                <w:sz w:val="24"/>
+                <w:szCs w:val="21"/>
               </w:rPr>
               <w:t>Review</w:t>
             </w:r>
@@ -1899,27 +1906,27 @@
               <w:spacing w:before="0" w:line="306" w:lineRule="exact"/>
               <w:rPr>
                 <w:rFonts w:ascii="Times New Roman" w:hAnsi="Times New Roman" w:cs="Times New Roman"/>
-                <w:sz w:val="24"/>
-              </w:rPr>
-            </w:pPr>
-            <w:r>
-              <w:rPr>
-                <w:rFonts w:ascii="Times New Roman" w:hAnsi="Times New Roman" w:cs="Times New Roman"/>
-                <w:sz w:val="24"/>
+                <w:szCs w:val="21"/>
+              </w:rPr>
+            </w:pPr>
+            <w:r>
+              <w:rPr>
+                <w:rFonts w:ascii="Times New Roman" w:hAnsi="Times New Roman" w:cs="Times New Roman"/>
+                <w:szCs w:val="21"/>
               </w:rPr>
               <w:t>{% if session</w:t>
             </w:r>
             <w:r>
               <w:rPr>
                 <w:rFonts w:ascii="Times New Roman" w:hAnsi="Times New Roman" w:cs="Times New Roman"/>
-                <w:sz w:val="24"/>
+                <w:szCs w:val="21"/>
               </w:rPr>
               <w:t>6</w:t>
             </w:r>
             <w:r>
               <w:rPr>
                 <w:rFonts w:ascii="Times New Roman" w:hAnsi="Times New Roman" w:cs="Times New Roman"/>
-                <w:sz w:val="24"/>
+                <w:szCs w:val="21"/>
               </w:rPr>
               <w:t>.is_pba %}</w:t>
             </w:r>
@@ -1928,28 +1935,28 @@
                 <w:rFonts w:ascii="Times New Roman" w:hAnsi="Times New Roman" w:cs="Times New Roman"/>
                 <w:b/>
                 <w:bCs/>
-                <w:sz w:val="24"/>
+                <w:szCs w:val="21"/>
               </w:rPr>
               <w:t>PBA:</w:t>
             </w:r>
             <w:r>
               <w:rPr>
                 <w:rFonts w:ascii="Times New Roman" w:hAnsi="Times New Roman" w:cs="Times New Roman"/>
-                <w:sz w:val="24"/>
+                <w:szCs w:val="21"/>
               </w:rPr>
               <w:t xml:space="preserve"> {% endif %}{{session</w:t>
             </w:r>
             <w:r>
               <w:rPr>
                 <w:rFonts w:ascii="Times New Roman" w:hAnsi="Times New Roman" w:cs="Times New Roman"/>
-                <w:sz w:val="24"/>
+                <w:szCs w:val="21"/>
               </w:rPr>
               <w:t>6</w:t>
             </w:r>
             <w:r>
               <w:rPr>
                 <w:rFonts w:ascii="Times New Roman" w:hAnsi="Times New Roman" w:cs="Times New Roman"/>
-                <w:sz w:val="24"/>
+                <w:szCs w:val="21"/>
               </w:rPr>
               <w:t>.activity }}</w:t>
             </w:r>
@@ -1966,7 +1973,7 @@
               <w:ind w:left="0"/>
               <w:rPr>
                 <w:rFonts w:ascii="Times New Roman" w:hAnsi="Times New Roman" w:cs="Times New Roman"/>
-                <w:sz w:val="24"/>
+                <w:szCs w:val="21"/>
               </w:rPr>
             </w:pPr>
           </w:p>
@@ -1988,8 +1995,7 @@
             <w:pPr>
               <w:rPr>
                 <w:rFonts w:ascii="Times New Roman" w:hAnsi="Times New Roman" w:cs="Times New Roman"/>
-                <w:sz w:val="2"/>
-                <w:szCs w:val="2"/>
+                <w:szCs w:val="21"/>
               </w:rPr>
             </w:pPr>
           </w:p>
@@ -2005,14 +2011,14 @@
               <w:spacing w:line="306" w:lineRule="exact"/>
               <w:rPr>
                 <w:rFonts w:ascii="Times New Roman" w:hAnsi="Times New Roman" w:cs="Times New Roman"/>
-                <w:sz w:val="24"/>
+                <w:szCs w:val="21"/>
               </w:rPr>
             </w:pPr>
             <w:r>
               <w:rPr>
                 <w:rFonts w:ascii="Times New Roman" w:hAnsi="Times New Roman" w:cs="Times New Roman"/>
                 <w:spacing w:val="-5"/>
-                <w:sz w:val="24"/>
+                <w:szCs w:val="21"/>
               </w:rPr>
               <w:t>{% if session</w:t>
             </w:r>
@@ -2020,7 +2026,7 @@
               <w:rPr>
                 <w:rFonts w:ascii="Times New Roman" w:hAnsi="Times New Roman" w:cs="Times New Roman"/>
                 <w:spacing w:val="-5"/>
-                <w:sz w:val="24"/>
+                <w:szCs w:val="21"/>
               </w:rPr>
               <w:t>6</w:t>
             </w:r>
@@ -2028,7 +2034,7 @@
               <w:rPr>
                 <w:rFonts w:ascii="Times New Roman" w:hAnsi="Times New Roman" w:cs="Times New Roman"/>
                 <w:spacing w:val="-5"/>
-                <w:sz w:val="24"/>
+                <w:szCs w:val="21"/>
               </w:rPr>
               <w:t>.has_pba %}{% else %}N/A{% endif %}</w:t>
             </w:r>
@@ -2164,15 +2170,15 @@
                 <w:rFonts w:ascii="Times New Roman" w:hAnsi="Times New Roman" w:cs="Times New Roman"/>
                 <w:b/>
                 <w:bCs/>
-                <w:sz w:val="24"/>
-              </w:rPr>
-            </w:pPr>
-            <w:r>
-              <w:rPr>
-                <w:rFonts w:ascii="Times New Roman" w:hAnsi="Times New Roman" w:cs="Times New Roman"/>
-                <w:b/>
-                <w:bCs/>
-                <w:sz w:val="24"/>
+                <w:szCs w:val="21"/>
+              </w:rPr>
+            </w:pPr>
+            <w:r>
+              <w:rPr>
+                <w:rFonts w:ascii="Times New Roman" w:hAnsi="Times New Roman" w:cs="Times New Roman"/>
+                <w:b/>
+                <w:bCs/>
+                <w:szCs w:val="21"/>
               </w:rPr>
               <w:t xml:space="preserve">Post </w:t>
             </w:r>
@@ -2182,7 +2188,7 @@
                 <w:b/>
                 <w:bCs/>
                 <w:spacing w:val="-4"/>
-                <w:sz w:val="24"/>
+                <w:szCs w:val="21"/>
               </w:rPr>
               <w:t>Test</w:t>
             </w:r>
@@ -2193,27 +2199,27 @@
               <w:spacing w:before="0" w:line="306" w:lineRule="exact"/>
               <w:rPr>
                 <w:rFonts w:ascii="Times New Roman" w:hAnsi="Times New Roman" w:cs="Times New Roman"/>
-                <w:sz w:val="24"/>
-              </w:rPr>
-            </w:pPr>
-            <w:r>
-              <w:rPr>
-                <w:rFonts w:ascii="Times New Roman" w:hAnsi="Times New Roman" w:cs="Times New Roman"/>
-                <w:sz w:val="24"/>
+                <w:szCs w:val="21"/>
+              </w:rPr>
+            </w:pPr>
+            <w:r>
+              <w:rPr>
+                <w:rFonts w:ascii="Times New Roman" w:hAnsi="Times New Roman" w:cs="Times New Roman"/>
+                <w:szCs w:val="21"/>
               </w:rPr>
               <w:t>{% if session</w:t>
             </w:r>
             <w:r>
               <w:rPr>
                 <w:rFonts w:ascii="Times New Roman" w:hAnsi="Times New Roman" w:cs="Times New Roman"/>
-                <w:sz w:val="24"/>
+                <w:szCs w:val="21"/>
               </w:rPr>
               <w:t>7</w:t>
             </w:r>
             <w:r>
               <w:rPr>
                 <w:rFonts w:ascii="Times New Roman" w:hAnsi="Times New Roman" w:cs="Times New Roman"/>
-                <w:sz w:val="24"/>
+                <w:szCs w:val="21"/>
               </w:rPr>
               <w:t>.is_pba %}</w:t>
             </w:r>
@@ -2222,42 +2228,42 @@
                 <w:rFonts w:ascii="Times New Roman" w:hAnsi="Times New Roman" w:cs="Times New Roman"/>
                 <w:b/>
                 <w:bCs/>
-                <w:sz w:val="24"/>
+                <w:szCs w:val="21"/>
               </w:rPr>
               <w:t>PBA:</w:t>
             </w:r>
             <w:r>
               <w:rPr>
                 <w:rFonts w:ascii="Times New Roman" w:hAnsi="Times New Roman" w:cs="Times New Roman"/>
-                <w:sz w:val="24"/>
+                <w:szCs w:val="21"/>
               </w:rPr>
               <w:t xml:space="preserve"> {% endif %}{{</w:t>
             </w:r>
             <w:r>
               <w:rPr>
                 <w:rFonts w:ascii="Times New Roman" w:hAnsi="Times New Roman" w:cs="Times New Roman"/>
-                <w:sz w:val="24"/>
+                <w:szCs w:val="21"/>
               </w:rPr>
               <w:t xml:space="preserve"> </w:t>
             </w:r>
             <w:r>
               <w:rPr>
                 <w:rFonts w:ascii="Times New Roman" w:hAnsi="Times New Roman" w:cs="Times New Roman"/>
-                <w:sz w:val="24"/>
+                <w:szCs w:val="21"/>
               </w:rPr>
               <w:t>session</w:t>
             </w:r>
             <w:r>
               <w:rPr>
                 <w:rFonts w:ascii="Times New Roman" w:hAnsi="Times New Roman" w:cs="Times New Roman"/>
-                <w:sz w:val="24"/>
+                <w:szCs w:val="21"/>
               </w:rPr>
               <w:t>7</w:t>
             </w:r>
             <w:r>
               <w:rPr>
                 <w:rFonts w:ascii="Times New Roman" w:hAnsi="Times New Roman" w:cs="Times New Roman"/>
-                <w:sz w:val="24"/>
+                <w:szCs w:val="21"/>
               </w:rPr>
               <w:t>.activity }}</w:t>
             </w:r>
@@ -2274,7 +2280,7 @@
               <w:ind w:left="0"/>
               <w:rPr>
                 <w:rFonts w:ascii="Times New Roman" w:hAnsi="Times New Roman" w:cs="Times New Roman"/>
-                <w:sz w:val="24"/>
+                <w:szCs w:val="21"/>
               </w:rPr>
             </w:pPr>
           </w:p>
@@ -2296,8 +2302,7 @@
             <w:pPr>
               <w:rPr>
                 <w:rFonts w:ascii="Times New Roman" w:hAnsi="Times New Roman" w:cs="Times New Roman"/>
-                <w:sz w:val="2"/>
-                <w:szCs w:val="2"/>
+                <w:szCs w:val="21"/>
               </w:rPr>
             </w:pPr>
           </w:p>
@@ -2313,14 +2318,14 @@
               <w:spacing w:line="306" w:lineRule="exact"/>
               <w:rPr>
                 <w:rFonts w:ascii="Times New Roman" w:hAnsi="Times New Roman" w:cs="Times New Roman"/>
-                <w:sz w:val="24"/>
+                <w:szCs w:val="21"/>
               </w:rPr>
             </w:pPr>
             <w:r>
               <w:rPr>
                 <w:rFonts w:ascii="Times New Roman" w:hAnsi="Times New Roman" w:cs="Times New Roman"/>
                 <w:spacing w:val="-5"/>
-                <w:sz w:val="24"/>
+                <w:szCs w:val="21"/>
               </w:rPr>
               <w:t>{% if session</w:t>
             </w:r>
@@ -2328,7 +2333,7 @@
               <w:rPr>
                 <w:rFonts w:ascii="Times New Roman" w:hAnsi="Times New Roman" w:cs="Times New Roman"/>
                 <w:spacing w:val="-5"/>
-                <w:sz w:val="24"/>
+                <w:szCs w:val="21"/>
               </w:rPr>
               <w:t>7</w:t>
             </w:r>
@@ -2336,7 +2341,7 @@
               <w:rPr>
                 <w:rFonts w:ascii="Times New Roman" w:hAnsi="Times New Roman" w:cs="Times New Roman"/>
                 <w:spacing w:val="-5"/>
-                <w:sz w:val="24"/>
+                <w:szCs w:val="21"/>
               </w:rPr>
               <w:t>.has_pba %}{% else %}N/A{% endif %}</w:t>
             </w:r>
